--- a/tech P.docx
+++ b/tech P.docx
@@ -4,104 +4,705 @@
   <w:body>
     <w:p>
       <w:r>
-        <w:t>Slide 1 — One-liner / Positioning</w:t>
-      </w:r>
-    </w:p>
-    <w:p>
-      <w:r>
-        <w:t>Pyin Mal — an AI-powered fashion commerce app for Myanmar.</w:t>
+        <w:t>Slide 1 — Title (0:30)</w:t>
+      </w:r>
+    </w:p>
+    <w:p>
+      <w:r>
+        <w:t>On slide: App name + logo · "AI-Powered Fashion Commerce, Flutter Mobile App" · your names/team.</w:t>
       </w:r>
       <w:r>
         <w:br/>
-        <w:t>Shop local brands, </w:t>
+        <w:t>Say: "We built [App], a cross-platform fashion app where you can try clothes on with AI, get styled by an AI assistant, and pay with local wallets."</w:t>
+      </w:r>
+    </w:p>
+    <w:p>
+      <w:r>
+        <w:t>Slide 2 — Problem &amp; Purpose (1:00)</w:t>
+      </w:r>
+    </w:p>
+    <w:p>
+      <w:r>
+        <w:t>On slide (bullets):</w:t>
+      </w:r>
+    </w:p>
+    <w:p>
+      <w:pPr>
+        <w:numPr>
+          <w:ilvl w:val="0"/>
+          <w:numId w:val="9"/>
+        </w:numPr>
+      </w:pPr>
+      <w:r>
+        <w:t>Online shoppers can't see how clothes look on them → hesitation &amp; returns</w:t>
+      </w:r>
+    </w:p>
+    <w:p>
+      <w:pPr>
+        <w:numPr>
+          <w:ilvl w:val="0"/>
+          <w:numId w:val="9"/>
+        </w:numPr>
+      </w:pPr>
+      <w:r>
+        <w:t xml:space="preserve">Local market: many small shops, local wallets, </w:t>
+      </w:r>
+      <w:proofErr w:type="spellStart"/>
+      <w:r>
+        <w:t>English+Burmese</w:t>
+      </w:r>
+      <w:proofErr w:type="spellEnd"/>
+      <w:r>
+        <w:t xml:space="preserve"> users</w:t>
+      </w:r>
+    </w:p>
+    <w:p>
+      <w:pPr>
+        <w:numPr>
+          <w:ilvl w:val="0"/>
+          <w:numId w:val="9"/>
+        </w:numPr>
+      </w:pPr>
+      <w:r>
+        <w:t>AI APIs are hard to reach directly from the region</w:t>
+      </w:r>
+      <w:r>
+        <w:br/>
+        <w:t>Say: "Our purpose: combine a real store catalog with AI try-on and styling, built to work within local constraints."</w:t>
+      </w:r>
+    </w:p>
+    <w:p>
+      <w:pPr>
+        <w:shd w:val="clear" w:color="auto" w:fill="FDFDFC"/>
+        <w:spacing w:after="0" w:line="240" w:lineRule="auto"/>
+        <w:outlineLvl w:val="1"/>
+        <w:rPr>
+          <w:rFonts w:ascii="Segoe UI" w:eastAsia="Times New Roman" w:hAnsi="Segoe UI" w:cs="Segoe UI"/>
+          <w:color w:val="6E6C68"/>
+          <w:kern w:val="0"/>
+          <w:sz w:val="26"/>
+          <w:szCs w:val="26"/>
+          <w14:ligatures w14:val="none"/>
+        </w:rPr>
+      </w:pPr>
+      <w:r>
+        <w:rPr>
+          <w:rFonts w:ascii="Segoe UI" w:eastAsia="Times New Roman" w:hAnsi="Segoe UI" w:cs="Segoe UI"/>
+          <w:color w:val="6E6C68"/>
+          <w:kern w:val="0"/>
+          <w:sz w:val="26"/>
+          <w:szCs w:val="26"/>
+          <w14:ligatures w14:val="none"/>
+        </w:rPr>
+        <w:t>Slide 3 — Main Features (suggest 2:00; nudge budget −0:30 from Slide 7)</w:t>
+      </w:r>
+    </w:p>
+    <w:p>
+      <w:pPr>
+        <w:pStyle w:val="ListParagraph"/>
+        <w:numPr>
+          <w:ilvl w:val="0"/>
+          <w:numId w:val="9"/>
+        </w:numPr>
+        <w:shd w:val="clear" w:color="auto" w:fill="FDFDFC"/>
+        <w:spacing w:after="0" w:line="240" w:lineRule="auto"/>
+        <w:rPr>
+          <w:rFonts w:ascii="Segoe UI" w:eastAsia="Times New Roman" w:hAnsi="Segoe UI" w:cs="Segoe UI"/>
+          <w:color w:val="0A0A0A"/>
+          <w:kern w:val="0"/>
+          <w:sz w:val="21"/>
+          <w:szCs w:val="21"/>
+          <w14:ligatures w14:val="none"/>
+        </w:rPr>
+      </w:pPr>
+      <w:r>
+        <w:rPr>
+          <w:rFonts w:ascii="Segoe UI" w:eastAsia="Times New Roman" w:hAnsi="Segoe UI" w:cs="Segoe UI"/>
+          <w:color w:val="0A0A0A"/>
+          <w:kern w:val="0"/>
+          <w:sz w:val="21"/>
+          <w:szCs w:val="21"/>
+          <w14:ligatures w14:val="none"/>
+        </w:rPr>
+        <w:t>Slide title: </w:t>
+      </w:r>
+      <w:r>
+        <w:rPr>
+          <w:rFonts w:ascii="Segoe UI" w:eastAsia="Times New Roman" w:hAnsi="Segoe UI" w:cs="Segoe UI"/>
+          <w:i/>
+          <w:iCs/>
+          <w:color w:val="0A0A0A"/>
+          <w:kern w:val="0"/>
+          <w:sz w:val="21"/>
+          <w:szCs w:val="21"/>
+          <w14:ligatures w14:val="none"/>
+        </w:rPr>
+        <w:t>What [App] Does — One App, Full Fashion Journey</w:t>
+      </w:r>
+    </w:p>
+    <w:p>
+      <w:pPr>
+        <w:pStyle w:val="ListParagraph"/>
+        <w:numPr>
+          <w:ilvl w:val="0"/>
+          <w:numId w:val="9"/>
+        </w:numPr>
+        <w:shd w:val="clear" w:color="auto" w:fill="FDFDFC"/>
+        <w:spacing w:after="0" w:line="240" w:lineRule="auto"/>
+        <w:rPr>
+          <w:rFonts w:ascii="Segoe UI" w:eastAsia="Times New Roman" w:hAnsi="Segoe UI" w:cs="Segoe UI"/>
+          <w:color w:val="0A0A0A"/>
+          <w:kern w:val="0"/>
+          <w:sz w:val="21"/>
+          <w:szCs w:val="21"/>
+          <w14:ligatures w14:val="none"/>
+        </w:rPr>
+      </w:pPr>
+      <w:r>
+        <w:rPr>
+          <w:rFonts w:ascii="Segoe UI" w:eastAsia="Times New Roman" w:hAnsi="Segoe UI" w:cs="Segoe UI"/>
+          <w:color w:val="0A0A0A"/>
+          <w:kern w:val="0"/>
+          <w:sz w:val="21"/>
+          <w:szCs w:val="21"/>
+          <w14:ligatures w14:val="none"/>
+        </w:rPr>
+        <w:t>Layout suggestion: 6 boxes in a 3×2 grid, each with an icon + bold label + 1 short line.</w:t>
+      </w:r>
+    </w:p>
+    <w:tbl>
+      <w:tblPr>
+        <w:tblStyle w:val="TableGrid"/>
+        <w:tblW w:w="13360" w:type="dxa"/>
+        <w:tblLook w:val="04A0" w:firstRow="1" w:lastRow="0" w:firstColumn="1" w:lastColumn="0" w:noHBand="0" w:noVBand="1"/>
+      </w:tblPr>
+      <w:tblGrid>
+        <w:gridCol w:w="360"/>
+        <w:gridCol w:w="4303"/>
+        <w:gridCol w:w="8697"/>
+      </w:tblGrid>
+      <w:tr>
+        <w:tc>
+          <w:tcPr>
+            <w:tcW w:w="0" w:type="auto"/>
+            <w:noWrap/>
+            <w:hideMark/>
+          </w:tcPr>
+          <w:p>
+            <w:pPr>
+              <w:rPr>
+                <w:rFonts w:ascii="Times New Roman" w:eastAsia="Times New Roman" w:hAnsi="Times New Roman" w:cs="Times New Roman"/>
+                <w:kern w:val="0"/>
+                <w14:ligatures w14:val="none"/>
+              </w:rPr>
+            </w:pPr>
+            <w:r>
+              <w:rPr>
+                <w:rFonts w:ascii="Times New Roman" w:eastAsia="Times New Roman" w:hAnsi="Times New Roman" w:cs="Times New Roman"/>
+                <w:kern w:val="0"/>
+                <w14:ligatures w14:val="none"/>
+              </w:rPr>
+              <w:t>#</w:t>
+            </w:r>
+          </w:p>
+        </w:tc>
+        <w:tc>
+          <w:tcPr>
+            <w:tcW w:w="0" w:type="auto"/>
+            <w:noWrap/>
+            <w:hideMark/>
+          </w:tcPr>
+          <w:p>
+            <w:pPr>
+              <w:rPr>
+                <w:rFonts w:ascii="Times New Roman" w:eastAsia="Times New Roman" w:hAnsi="Times New Roman" w:cs="Times New Roman"/>
+                <w:kern w:val="0"/>
+                <w14:ligatures w14:val="none"/>
+              </w:rPr>
+            </w:pPr>
+            <w:r>
+              <w:rPr>
+                <w:rFonts w:ascii="Times New Roman" w:eastAsia="Times New Roman" w:hAnsi="Times New Roman" w:cs="Times New Roman"/>
+                <w:kern w:val="0"/>
+                <w14:ligatures w14:val="none"/>
+              </w:rPr>
+              <w:t>Cluster</w:t>
+            </w:r>
+          </w:p>
+        </w:tc>
+        <w:tc>
+          <w:tcPr>
+            <w:tcW w:w="0" w:type="auto"/>
+            <w:noWrap/>
+            <w:hideMark/>
+          </w:tcPr>
+          <w:p>
+            <w:pPr>
+              <w:rPr>
+                <w:rFonts w:ascii="Times New Roman" w:eastAsia="Times New Roman" w:hAnsi="Times New Roman" w:cs="Times New Roman"/>
+                <w:kern w:val="0"/>
+                <w14:ligatures w14:val="none"/>
+              </w:rPr>
+            </w:pPr>
+            <w:r>
+              <w:rPr>
+                <w:rFonts w:ascii="Times New Roman" w:eastAsia="Times New Roman" w:hAnsi="Times New Roman" w:cs="Times New Roman"/>
+                <w:kern w:val="0"/>
+                <w14:ligatures w14:val="none"/>
+              </w:rPr>
+              <w:t>On-slide line(s)</w:t>
+            </w:r>
+          </w:p>
+        </w:tc>
+      </w:tr>
+      <w:tr>
+        <w:tc>
+          <w:tcPr>
+            <w:tcW w:w="0" w:type="auto"/>
+            <w:hideMark/>
+          </w:tcPr>
+          <w:p>
+            <w:pPr>
+              <w:rPr>
+                <w:rFonts w:ascii="Times New Roman" w:eastAsia="Times New Roman" w:hAnsi="Times New Roman" w:cs="Times New Roman"/>
+                <w:kern w:val="0"/>
+                <w14:ligatures w14:val="none"/>
+              </w:rPr>
+            </w:pPr>
+            <w:r>
+              <w:rPr>
+                <w:rFonts w:ascii="Times New Roman" w:eastAsia="Times New Roman" w:hAnsi="Times New Roman" w:cs="Times New Roman"/>
+                <w:kern w:val="0"/>
+                <w14:ligatures w14:val="none"/>
+              </w:rPr>
+              <w:t>1</w:t>
+            </w:r>
+          </w:p>
+        </w:tc>
+        <w:tc>
+          <w:tcPr>
+            <w:tcW w:w="0" w:type="auto"/>
+            <w:hideMark/>
+          </w:tcPr>
+          <w:p>
+            <w:pPr>
+              <w:rPr>
+                <w:rFonts w:ascii="Times New Roman" w:eastAsia="Times New Roman" w:hAnsi="Times New Roman" w:cs="Times New Roman"/>
+                <w:kern w:val="0"/>
+                <w14:ligatures w14:val="none"/>
+              </w:rPr>
+            </w:pPr>
+            <w:r>
+              <w:rPr>
+                <w:rFonts w:ascii="Segoe UI Emoji" w:eastAsia="Times New Roman" w:hAnsi="Segoe UI Emoji" w:cs="Segoe UI Emoji"/>
+                <w:kern w:val="0"/>
+                <w14:ligatures w14:val="none"/>
+              </w:rPr>
+              <w:t>🛍️</w:t>
+            </w:r>
+            <w:r>
+              <w:rPr>
+                <w:rFonts w:ascii="Times New Roman" w:eastAsia="Times New Roman" w:hAnsi="Times New Roman" w:cs="Times New Roman"/>
+                <w:kern w:val="0"/>
+                <w14:ligatures w14:val="none"/>
+              </w:rPr>
+              <w:t> Shop &amp; Discover</w:t>
+            </w:r>
+          </w:p>
+        </w:tc>
+        <w:tc>
+          <w:tcPr>
+            <w:tcW w:w="0" w:type="auto"/>
+            <w:hideMark/>
+          </w:tcPr>
+          <w:p>
+            <w:pPr>
+              <w:rPr>
+                <w:rFonts w:ascii="Times New Roman" w:eastAsia="Times New Roman" w:hAnsi="Times New Roman" w:cs="Times New Roman"/>
+                <w:kern w:val="0"/>
+                <w14:ligatures w14:val="none"/>
+              </w:rPr>
+            </w:pPr>
+            <w:r>
+              <w:rPr>
+                <w:rFonts w:ascii="Times New Roman" w:eastAsia="Times New Roman" w:hAnsi="Times New Roman" w:cs="Times New Roman"/>
+                <w:kern w:val="0"/>
+                <w14:ligatures w14:val="none"/>
+              </w:rPr>
+              <w:t>Multi-shop catalog, categories, featured shops, shop spotlight videos &amp; lookbooks</w:t>
+            </w:r>
+          </w:p>
+        </w:tc>
+      </w:tr>
+      <w:tr>
+        <w:tc>
+          <w:tcPr>
+            <w:tcW w:w="0" w:type="auto"/>
+            <w:hideMark/>
+          </w:tcPr>
+          <w:p>
+            <w:pPr>
+              <w:rPr>
+                <w:rFonts w:ascii="Times New Roman" w:eastAsia="Times New Roman" w:hAnsi="Times New Roman" w:cs="Times New Roman"/>
+                <w:kern w:val="0"/>
+                <w14:ligatures w14:val="none"/>
+              </w:rPr>
+            </w:pPr>
+            <w:r>
+              <w:rPr>
+                <w:rFonts w:ascii="Times New Roman" w:eastAsia="Times New Roman" w:hAnsi="Times New Roman" w:cs="Times New Roman"/>
+                <w:kern w:val="0"/>
+                <w14:ligatures w14:val="none"/>
+              </w:rPr>
+              <w:t>2</w:t>
+            </w:r>
+          </w:p>
+        </w:tc>
+        <w:tc>
+          <w:tcPr>
+            <w:tcW w:w="0" w:type="auto"/>
+            <w:hideMark/>
+          </w:tcPr>
+          <w:p>
+            <w:pPr>
+              <w:rPr>
+                <w:rFonts w:ascii="Times New Roman" w:eastAsia="Times New Roman" w:hAnsi="Times New Roman" w:cs="Times New Roman"/>
+                <w:kern w:val="0"/>
+                <w14:ligatures w14:val="none"/>
+              </w:rPr>
+            </w:pPr>
+            <w:r>
+              <w:rPr>
+                <w:rFonts w:ascii="Segoe UI Emoji" w:eastAsia="Times New Roman" w:hAnsi="Segoe UI Emoji" w:cs="Segoe UI Emoji"/>
+                <w:kern w:val="0"/>
+                <w14:ligatures w14:val="none"/>
+              </w:rPr>
+              <w:t>🔎</w:t>
+            </w:r>
+            <w:r>
+              <w:rPr>
+                <w:rFonts w:ascii="Times New Roman" w:eastAsia="Times New Roman" w:hAnsi="Times New Roman" w:cs="Times New Roman"/>
+                <w:kern w:val="0"/>
+                <w14:ligatures w14:val="none"/>
+              </w:rPr>
+              <w:t> Smart Search</w:t>
+            </w:r>
+          </w:p>
+        </w:tc>
+        <w:tc>
+          <w:tcPr>
+            <w:tcW w:w="0" w:type="auto"/>
+            <w:hideMark/>
+          </w:tcPr>
+          <w:p>
+            <w:pPr>
+              <w:rPr>
+                <w:rFonts w:ascii="Times New Roman" w:eastAsia="Times New Roman" w:hAnsi="Times New Roman" w:cs="Times New Roman"/>
+                <w:kern w:val="0"/>
+                <w14:ligatures w14:val="none"/>
+              </w:rPr>
+            </w:pPr>
+            <w:r>
+              <w:rPr>
+                <w:rFonts w:ascii="Times New Roman" w:eastAsia="Times New Roman" w:hAnsi="Times New Roman" w:cs="Times New Roman"/>
+                <w:kern w:val="0"/>
+                <w14:ligatures w14:val="none"/>
+              </w:rPr>
+              <w:t>Live search by name, brand, style or tags — tap a result to open it</w:t>
+            </w:r>
+          </w:p>
+        </w:tc>
+      </w:tr>
+      <w:tr>
+        <w:tc>
+          <w:tcPr>
+            <w:tcW w:w="0" w:type="auto"/>
+            <w:hideMark/>
+          </w:tcPr>
+          <w:p>
+            <w:pPr>
+              <w:rPr>
+                <w:rFonts w:ascii="Times New Roman" w:eastAsia="Times New Roman" w:hAnsi="Times New Roman" w:cs="Times New Roman"/>
+                <w:kern w:val="0"/>
+                <w14:ligatures w14:val="none"/>
+              </w:rPr>
+            </w:pPr>
+            <w:r>
+              <w:rPr>
+                <w:rFonts w:ascii="Times New Roman" w:eastAsia="Times New Roman" w:hAnsi="Times New Roman" w:cs="Times New Roman"/>
+                <w:kern w:val="0"/>
+                <w14:ligatures w14:val="none"/>
+              </w:rPr>
+              <w:t>3</w:t>
+            </w:r>
+          </w:p>
+        </w:tc>
+        <w:tc>
+          <w:tcPr>
+            <w:tcW w:w="0" w:type="auto"/>
+            <w:hideMark/>
+          </w:tcPr>
+          <w:p>
+            <w:pPr>
+              <w:rPr>
+                <w:rFonts w:ascii="Times New Roman" w:eastAsia="Times New Roman" w:hAnsi="Times New Roman" w:cs="Times New Roman"/>
+                <w:kern w:val="0"/>
+                <w14:ligatures w14:val="none"/>
+              </w:rPr>
+            </w:pPr>
+            <w:r>
+              <w:rPr>
+                <w:rFonts w:ascii="Segoe UI Emoji" w:eastAsia="Times New Roman" w:hAnsi="Segoe UI Emoji" w:cs="Segoe UI Emoji"/>
+                <w:kern w:val="0"/>
+                <w14:ligatures w14:val="none"/>
+              </w:rPr>
+              <w:t>👕</w:t>
+            </w:r>
+            <w:r>
+              <w:rPr>
+                <w:rFonts w:ascii="Times New Roman" w:eastAsia="Times New Roman" w:hAnsi="Times New Roman" w:cs="Times New Roman"/>
+                <w:kern w:val="0"/>
+                <w14:ligatures w14:val="none"/>
+              </w:rPr>
+              <w:t> Rich Product View</w:t>
+            </w:r>
+          </w:p>
+        </w:tc>
+        <w:tc>
+          <w:tcPr>
+            <w:tcW w:w="0" w:type="auto"/>
+            <w:hideMark/>
+          </w:tcPr>
+          <w:p>
+            <w:pPr>
+              <w:rPr>
+                <w:rFonts w:ascii="Times New Roman" w:eastAsia="Times New Roman" w:hAnsi="Times New Roman" w:cs="Times New Roman"/>
+                <w:kern w:val="0"/>
+                <w14:ligatures w14:val="none"/>
+              </w:rPr>
+            </w:pPr>
+            <w:r>
+              <w:rPr>
+                <w:rFonts w:ascii="Times New Roman" w:eastAsia="Times New Roman" w:hAnsi="Times New Roman" w:cs="Times New Roman"/>
+                <w:kern w:val="0"/>
+                <w14:ligatures w14:val="none"/>
+              </w:rPr>
+              <w:t>Multi-angle gallery, 360° 3D view, color/size/qty picker, reviews</w:t>
+            </w:r>
+          </w:p>
+        </w:tc>
+      </w:tr>
+      <w:tr>
+        <w:tc>
+          <w:tcPr>
+            <w:tcW w:w="0" w:type="auto"/>
+            <w:hideMark/>
+          </w:tcPr>
+          <w:p>
+            <w:pPr>
+              <w:rPr>
+                <w:rFonts w:ascii="Times New Roman" w:eastAsia="Times New Roman" w:hAnsi="Times New Roman" w:cs="Times New Roman"/>
+                <w:kern w:val="0"/>
+                <w14:ligatures w14:val="none"/>
+              </w:rPr>
+            </w:pPr>
+            <w:r>
+              <w:rPr>
+                <w:rFonts w:ascii="Times New Roman" w:eastAsia="Times New Roman" w:hAnsi="Times New Roman" w:cs="Times New Roman"/>
+                <w:kern w:val="0"/>
+                <w14:ligatures w14:val="none"/>
+              </w:rPr>
+              <w:t>4</w:t>
+            </w:r>
+          </w:p>
+        </w:tc>
+        <w:tc>
+          <w:tcPr>
+            <w:tcW w:w="0" w:type="auto"/>
+            <w:hideMark/>
+          </w:tcPr>
+          <w:p>
+            <w:pPr>
+              <w:rPr>
+                <w:rFonts w:ascii="Times New Roman" w:eastAsia="Times New Roman" w:hAnsi="Times New Roman" w:cs="Times New Roman"/>
+                <w:kern w:val="0"/>
+                <w14:ligatures w14:val="none"/>
+              </w:rPr>
+            </w:pPr>
+            <w:r>
+              <w:rPr>
+                <w:rFonts w:ascii="Segoe UI Emoji" w:eastAsia="Times New Roman" w:hAnsi="Segoe UI Emoji" w:cs="Segoe UI Emoji"/>
+                <w:kern w:val="0"/>
+                <w14:ligatures w14:val="none"/>
+              </w:rPr>
+              <w:t>🤖</w:t>
+            </w:r>
+            <w:r>
+              <w:rPr>
+                <w:rFonts w:ascii="Times New Roman" w:eastAsia="Times New Roman" w:hAnsi="Times New Roman" w:cs="Times New Roman"/>
+                <w:kern w:val="0"/>
+                <w14:ligatures w14:val="none"/>
+              </w:rPr>
+              <w:t> AI Try-On &amp; Stylist </w:t>
+            </w:r>
+            <w:r>
+              <w:rPr>
+                <w:rFonts w:ascii="Times New Roman" w:eastAsia="Times New Roman" w:hAnsi="Times New Roman" w:cs="Times New Roman"/>
+                <w:i/>
+                <w:iCs/>
+                <w:kern w:val="0"/>
+                <w14:ligatures w14:val="none"/>
+              </w:rPr>
+              <w:t>(detailed next)</w:t>
+            </w:r>
+          </w:p>
+        </w:tc>
+        <w:tc>
+          <w:tcPr>
+            <w:tcW w:w="0" w:type="auto"/>
+            <w:hideMark/>
+          </w:tcPr>
+          <w:p>
+            <w:pPr>
+              <w:rPr>
+                <w:rFonts w:ascii="Times New Roman" w:eastAsia="Times New Roman" w:hAnsi="Times New Roman" w:cs="Times New Roman"/>
+                <w:kern w:val="0"/>
+                <w14:ligatures w14:val="none"/>
+              </w:rPr>
+            </w:pPr>
+            <w:r>
+              <w:rPr>
+                <w:rFonts w:ascii="Times New Roman" w:eastAsia="Times New Roman" w:hAnsi="Times New Roman" w:cs="Times New Roman"/>
+                <w:kern w:val="0"/>
+                <w14:ligatures w14:val="none"/>
+              </w:rPr>
+              <w:t>Virtual try-on, AR live try-on, AI stylist chat, haircut try-on, size recommender</w:t>
+            </w:r>
+          </w:p>
+        </w:tc>
+      </w:tr>
+    </w:tbl>
+    <w:p>
+      <w:pPr>
+        <w:pStyle w:val="ListParagraph"/>
+        <w:numPr>
+          <w:ilvl w:val="0"/>
+          <w:numId w:val="9"/>
+        </w:numPr>
+        <w:shd w:val="clear" w:color="auto" w:fill="FDFDFC"/>
+        <w:spacing w:after="0" w:line="240" w:lineRule="auto"/>
+        <w:rPr>
+          <w:rFonts w:ascii="Segoe UI" w:eastAsia="Times New Roman" w:hAnsi="Segoe UI" w:cs="Segoe UI"/>
+          <w:color w:val="0A0A0A"/>
+          <w:kern w:val="0"/>
+          <w:sz w:val="21"/>
+          <w:szCs w:val="21"/>
+          <w14:ligatures w14:val="none"/>
+        </w:rPr>
+      </w:pPr>
+      <w:r>
+        <w:rPr>
+          <w:rFonts w:ascii="Segoe UI" w:eastAsia="Times New Roman" w:hAnsi="Segoe UI" w:cs="Segoe UI"/>
+          <w:color w:val="0A0A0A"/>
+          <w:kern w:val="0"/>
+          <w:sz w:val="21"/>
+          <w:szCs w:val="21"/>
+          <w14:ligatures w14:val="none"/>
+        </w:rPr>
+        <w:t>Bottom strip (UX foundations): </w:t>
+      </w:r>
+      <w:r>
+        <w:rPr>
+          <w:rFonts w:ascii="Segoe UI Emoji" w:eastAsia="Times New Roman" w:hAnsi="Segoe UI Emoji" w:cs="Segoe UI Emoji"/>
+          <w:color w:val="0A0A0A"/>
+          <w:kern w:val="0"/>
+          <w:sz w:val="21"/>
+          <w:szCs w:val="21"/>
+          <w14:ligatures w14:val="none"/>
+        </w:rPr>
+        <w:t>🌗</w:t>
+      </w:r>
+      <w:r>
+        <w:rPr>
+          <w:rFonts w:ascii="Segoe UI" w:eastAsia="Times New Roman" w:hAnsi="Segoe UI" w:cs="Segoe UI"/>
+          <w:color w:val="0A0A0A"/>
+          <w:kern w:val="0"/>
+          <w:sz w:val="21"/>
+          <w:szCs w:val="21"/>
+          <w14:ligatures w14:val="none"/>
+        </w:rPr>
+        <w:t xml:space="preserve"> 3 theme modes (Light/Dim/Dark) · </w:t>
+      </w:r>
+      <w:r>
+        <w:rPr>
+          <w:rFonts w:ascii="Segoe UI Emoji" w:eastAsia="Times New Roman" w:hAnsi="Segoe UI Emoji" w:cs="Segoe UI Emoji"/>
+          <w:color w:val="0A0A0A"/>
+          <w:kern w:val="0"/>
+          <w:sz w:val="21"/>
+          <w:szCs w:val="21"/>
+          <w14:ligatures w14:val="none"/>
+        </w:rPr>
+        <w:t>🌐</w:t>
+      </w:r>
+      <w:r>
+        <w:rPr>
+          <w:rFonts w:ascii="Segoe UI" w:eastAsia="Times New Roman" w:hAnsi="Segoe UI" w:cs="Segoe UI"/>
+          <w:color w:val="0A0A0A"/>
+          <w:kern w:val="0"/>
+          <w:sz w:val="21"/>
+          <w:szCs w:val="21"/>
+          <w14:ligatures w14:val="none"/>
+        </w:rPr>
+        <w:t xml:space="preserve"> English + Burmese · </w:t>
+      </w:r>
+      <w:r>
+        <w:rPr>
+          <w:rFonts w:ascii="Segoe UI Emoji" w:eastAsia="Times New Roman" w:hAnsi="Segoe UI Emoji" w:cs="Segoe UI Emoji"/>
+          <w:color w:val="0A0A0A"/>
+          <w:kern w:val="0"/>
+          <w:sz w:val="21"/>
+          <w:szCs w:val="21"/>
+          <w14:ligatures w14:val="none"/>
+        </w:rPr>
+        <w:t>🧭</w:t>
+      </w:r>
+      <w:r>
+        <w:rPr>
+          <w:rFonts w:ascii="Segoe UI" w:eastAsia="Times New Roman" w:hAnsi="Segoe UI" w:cs="Segoe UI"/>
+          <w:color w:val="0A0A0A"/>
+          <w:kern w:val="0"/>
+          <w:sz w:val="21"/>
+          <w:szCs w:val="21"/>
+          <w14:ligatures w14:val="none"/>
+        </w:rPr>
+        <w:t xml:space="preserve"> in-app guided tour for new users</w:t>
+      </w:r>
+    </w:p>
+    <w:p/>
+    <w:p>
+      <w:r>
+        <w:t xml:space="preserve">Slide 4 — AI Features </w:t>
+      </w:r>
+      <w:r>
+        <w:rPr>
+          <w:rFonts w:ascii="Segoe UI Emoji" w:hAnsi="Segoe UI Emoji" w:cs="Segoe UI Emoji"/>
+        </w:rPr>
+        <w:t>⭐</w:t>
+      </w:r>
+      <w:r>
+        <w:t xml:space="preserve"> (3:00) — </w:t>
       </w:r>
       <w:r>
         <w:rPr>
           <w:i/>
           <w:iCs/>
         </w:rPr>
-        <w:t>try clothes on yourself with AI</w:t>
-      </w:r>
-      <w:r>
-        <w:t>, get styled by an AI assistant, and check out with local mobile wallets — all in English or Burmese.</w:t>
-      </w:r>
-    </w:p>
-    <w:p>
-      <w:r>
-        <w:pict w14:anchorId="7E644C0D">
-          <v:rect id="_x0000_i1055" style="width:0;height:0" o:hralign="center" o:hrstd="t" o:hr="t" fillcolor="#a0a0a0" stroked="f"/>
-        </w:pict>
-      </w:r>
-    </w:p>
-    <w:p>
-      <w:r>
-        <w:t>Slide 2 — Problem &amp; Purpose</w:t>
-      </w:r>
-    </w:p>
-    <w:p>
-      <w:pPr>
-        <w:numPr>
-          <w:ilvl w:val="0"/>
-          <w:numId w:val="1"/>
-        </w:numPr>
-      </w:pPr>
-      <w:r>
-        <w:t>Online fashion shoppers can't tell how clothes will look on them → high hesitation, returns.</w:t>
-      </w:r>
-    </w:p>
-    <w:p>
-      <w:pPr>
-        <w:numPr>
-          <w:ilvl w:val="0"/>
-          <w:numId w:val="1"/>
-        </w:numPr>
-      </w:pPr>
-      <w:r>
-        <w:t>Myanmar market: fragmented small shops, local payment habits (KBZPay/Wave/AYA/UAB), language barrier, and Gemini/AI services are geo-blocked.</w:t>
-      </w:r>
-    </w:p>
-    <w:p>
-      <w:pPr>
-        <w:numPr>
-          <w:ilvl w:val="0"/>
-          <w:numId w:val="1"/>
-        </w:numPr>
-      </w:pPr>
-      <w:r>
-        <w:t>Purpose: one app that combines a real shop catalog with AI try-on, AI styling, and local-first checkout — built to work </w:t>
-      </w:r>
-      <w:r>
-        <w:rPr>
-          <w:i/>
-          <w:iCs/>
-        </w:rPr>
-        <w:t>inside Myanmar's constraints</w:t>
-      </w:r>
-      <w:r>
-        <w:t>.</w:t>
-      </w:r>
-    </w:p>
-    <w:p>
-      <w:r>
-        <w:pict w14:anchorId="68C67C6A">
-          <v:rect id="_x0000_i1056" style="width:0;height:0" o:hralign="center" o:hrstd="t" o:hr="t" fillcolor="#a0a0a0" stroked="f"/>
-        </w:pict>
-      </w:r>
-    </w:p>
-    <w:p>
-      <w:r>
-        <w:t xml:space="preserve">Slide 3 — Features (AI first) </w:t>
-      </w:r>
-      <w:r>
-        <w:rPr>
-          <w:rFonts w:ascii="Segoe UI Emoji" w:hAnsi="Segoe UI Emoji" w:cs="Segoe UI Emoji"/>
-        </w:rPr>
-        <w:t>⭐</w:t>
-      </w:r>
-    </w:p>
-    <w:p>
-      <w:r>
-        <w:t>Lead with these — they're your differentiator:</w:t>
+        <w:t>spend the most time here</w:t>
+      </w:r>
+    </w:p>
+    <w:p>
+      <w:r>
+        <w:t>On slide (table/icons):</w:t>
       </w:r>
     </w:p>
     <w:tbl>
@@ -115,9 +716,8 @@
         <w:tblLook w:val="04A0" w:firstRow="1" w:lastRow="0" w:firstColumn="1" w:lastColumn="0" w:noHBand="0" w:noVBand="1"/>
       </w:tblPr>
       <w:tblGrid>
-        <w:gridCol w:w="2040"/>
-        <w:gridCol w:w="4597"/>
-        <w:gridCol w:w="6723"/>
+        <w:gridCol w:w="8627"/>
+        <w:gridCol w:w="4733"/>
       </w:tblGrid>
       <w:tr>
         <w:trPr>
@@ -138,7 +738,8 @@
           </w:tcPr>
           <w:p>
             <w:r>
-              <w:t>AI Feature</w:t>
+              <w:lastRenderedPageBreak/>
+              <w:t>Feature</w:t>
             </w:r>
           </w:p>
         </w:tc>
@@ -156,25 +757,7 @@
           </w:tcPr>
           <w:p>
             <w:r>
-              <w:t>What it does</w:t>
-            </w:r>
-          </w:p>
-        </w:tc>
-        <w:tc>
-          <w:tcPr>
-            <w:tcW w:w="0" w:type="auto"/>
-            <w:noWrap/>
-            <w:tcMar>
-              <w:top w:w="90" w:type="dxa"/>
-              <w:left w:w="90" w:type="dxa"/>
-              <w:bottom w:w="90" w:type="dxa"/>
-              <w:right w:w="90" w:type="dxa"/>
-            </w:tcMar>
-            <w:hideMark/>
-          </w:tcPr>
-          <w:p>
-            <w:r>
-              <w:t>How it works</w:t>
+              <w:t>Powered by</w:t>
             </w:r>
           </w:p>
         </w:tc>
@@ -196,7 +779,7 @@
           </w:tcPr>
           <w:p>
             <w:r>
-              <w:t>AI Virtual Try-On</w:t>
+              <w:t>AI Stylist Chat — outfit ideas from a prompt</w:t>
             </w:r>
           </w:p>
         </w:tc>
@@ -212,35 +795,13 @@
             <w:hideMark/>
           </w:tcPr>
           <w:p>
+            <w:proofErr w:type="spellStart"/>
             <w:r>
-              <w:t>See a garment rendered on </w:t>
+              <w:t>Groq</w:t>
             </w:r>
+            <w:proofErr w:type="spellEnd"/>
             <w:r>
-              <w:rPr>
-                <w:i/>
-                <w:iCs/>
-              </w:rPr>
-              <w:t>your</w:t>
-            </w:r>
-            <w:r>
-              <w:t> photo</w:t>
-            </w:r>
-          </w:p>
-        </w:tc>
-        <w:tc>
-          <w:tcPr>
-            <w:tcW w:w="0" w:type="auto"/>
-            <w:tcMar>
-              <w:top w:w="90" w:type="dxa"/>
-              <w:left w:w="90" w:type="dxa"/>
-              <w:bottom w:w="90" w:type="dxa"/>
-              <w:right w:w="90" w:type="dxa"/>
-            </w:tcMar>
-            <w:hideMark/>
-          </w:tcPr>
-          <w:p>
-            <w:r>
-              <w:t>Generative image AI (Gemini / image service) takes your photo + the product image</w:t>
+              <w:t xml:space="preserve"> Llama 3.3 (LLM)</w:t>
             </w:r>
           </w:p>
         </w:tc>
@@ -262,7 +823,7 @@
           </w:tcPr>
           <w:p>
             <w:r>
-              <w:t>AR Live Try-On + 3D</w:t>
+              <w:t>AI Visual Scan / Vision — understand a garment from camera</w:t>
             </w:r>
           </w:p>
         </w:tc>
@@ -278,25 +839,13 @@
             <w:hideMark/>
           </w:tcPr>
           <w:p>
+            <w:proofErr w:type="spellStart"/>
             <w:r>
-              <w:t>Clothes overlaid on you in real time via camera; rotate items in 3D</w:t>
+              <w:t>Groq</w:t>
             </w:r>
-          </w:p>
-        </w:tc>
-        <w:tc>
-          <w:tcPr>
-            <w:tcW w:w="0" w:type="auto"/>
-            <w:tcMar>
-              <w:top w:w="90" w:type="dxa"/>
-              <w:left w:w="90" w:type="dxa"/>
-              <w:bottom w:w="90" w:type="dxa"/>
-              <w:right w:w="90" w:type="dxa"/>
-            </w:tcMar>
-            <w:hideMark/>
-          </w:tcPr>
-          <w:p>
+            <w:proofErr w:type="spellEnd"/>
             <w:r>
-              <w:t>Google ML Kit pose detection (on-device) + 3D model viewer</w:t>
+              <w:t xml:space="preserve"> Llama 4 Scout (vision)</w:t>
             </w:r>
           </w:p>
         </w:tc>
@@ -318,7 +867,7 @@
           </w:tcPr>
           <w:p>
             <w:r>
-              <w:t>AI Stylist Chat</w:t>
+              <w:t>AI Virtual Try-On — garment rendered on your photo</w:t>
             </w:r>
           </w:p>
         </w:tc>
@@ -334,25 +883,13 @@
             <w:hideMark/>
           </w:tcPr>
           <w:p>
+            <w:proofErr w:type="spellStart"/>
             <w:r>
-              <w:t>Conversational stylist: "office look", "weekend casual" → outfit ideas</w:t>
+              <w:t>NanoBanana</w:t>
             </w:r>
-          </w:p>
-        </w:tc>
-        <w:tc>
-          <w:tcPr>
-            <w:tcW w:w="0" w:type="auto"/>
-            <w:tcMar>
-              <w:top w:w="90" w:type="dxa"/>
-              <w:left w:w="90" w:type="dxa"/>
-              <w:bottom w:w="90" w:type="dxa"/>
-              <w:right w:w="90" w:type="dxa"/>
-            </w:tcMar>
-            <w:hideMark/>
-          </w:tcPr>
-          <w:p>
+            <w:proofErr w:type="spellEnd"/>
             <w:r>
-              <w:t>Gemini, personalized with the user's view/search/purchase history (RAG-style context from Firestore)</w:t>
+              <w:t xml:space="preserve"> (image generation)</w:t>
             </w:r>
           </w:p>
         </w:tc>
@@ -374,7 +911,7 @@
           </w:tcPr>
           <w:p>
             <w:r>
-              <w:t>AI Haircut Try-On</w:t>
+              <w:t>AI Size Recommender — best size from a body scan</w:t>
             </w:r>
           </w:p>
         </w:tc>
@@ -390,25 +927,13 @@
             <w:hideMark/>
           </w:tcPr>
           <w:p>
+            <w:proofErr w:type="spellStart"/>
             <w:r>
-              <w:t>Recommends hairstyles by face shape + AR preview</w:t>
+              <w:t>Bodygram</w:t>
             </w:r>
-          </w:p>
-        </w:tc>
-        <w:tc>
-          <w:tcPr>
-            <w:tcW w:w="0" w:type="auto"/>
-            <w:tcMar>
-              <w:top w:w="90" w:type="dxa"/>
-              <w:left w:w="90" w:type="dxa"/>
-              <w:bottom w:w="90" w:type="dxa"/>
-              <w:right w:w="90" w:type="dxa"/>
-            </w:tcMar>
-            <w:hideMark/>
-          </w:tcPr>
-          <w:p>
+            <w:proofErr w:type="spellEnd"/>
             <w:r>
-              <w:t>ML Kit face detection (on-device)</w:t>
+              <w:t xml:space="preserve"> API</w:t>
             </w:r>
           </w:p>
         </w:tc>
@@ -430,7 +955,7 @@
           </w:tcPr>
           <w:p>
             <w:r>
-              <w:t>AI Visual Scan</w:t>
+              <w:t>AR Live Try-On — clothes overlaid in real time</w:t>
             </w:r>
           </w:p>
         </w:tc>
@@ -447,24 +972,7 @@
           </w:tcPr>
           <w:p>
             <w:r>
-              <w:t>Point camera at a garment → find similar items in catalog</w:t>
-            </w:r>
-          </w:p>
-        </w:tc>
-        <w:tc>
-          <w:tcPr>
-            <w:tcW w:w="0" w:type="auto"/>
-            <w:tcMar>
-              <w:top w:w="90" w:type="dxa"/>
-              <w:left w:w="90" w:type="dxa"/>
-              <w:bottom w:w="90" w:type="dxa"/>
-              <w:right w:w="90" w:type="dxa"/>
-            </w:tcMar>
-            <w:hideMark/>
-          </w:tcPr>
-          <w:p>
-            <w:r>
-              <w:t>Visual search / tag matching</w:t>
+              <w:t>On-device pose estimation</w:t>
             </w:r>
           </w:p>
         </w:tc>
@@ -486,8 +994,7 @@
           </w:tcPr>
           <w:p>
             <w:r>
-              <w:lastRenderedPageBreak/>
-              <w:t>AI Size Recommender</w:t>
+              <w:t>AI Haircut Try-On — hairstyle by face shape</w:t>
             </w:r>
           </w:p>
         </w:tc>
@@ -504,80 +1011,7 @@
           </w:tcPr>
           <w:p>
             <w:r>
-              <w:t>One body scan → best size suggested on every product</w:t>
-            </w:r>
-          </w:p>
-        </w:tc>
-        <w:tc>
-          <w:tcPr>
-            <w:tcW w:w="0" w:type="auto"/>
-            <w:tcMar>
-              <w:top w:w="90" w:type="dxa"/>
-              <w:left w:w="90" w:type="dxa"/>
-              <w:bottom w:w="90" w:type="dxa"/>
-              <w:right w:w="90" w:type="dxa"/>
-            </w:tcMar>
-            <w:hideMark/>
-          </w:tcPr>
-          <w:p>
-            <w:r>
-              <w:t>Bodygram body-measurement API</w:t>
-            </w:r>
-          </w:p>
-        </w:tc>
-      </w:tr>
-      <w:tr>
-        <w:trPr>
-          <w:tblCellSpacing w:w="15" w:type="dxa"/>
-        </w:trPr>
-        <w:tc>
-          <w:tcPr>
-            <w:tcW w:w="0" w:type="auto"/>
-            <w:tcMar>
-              <w:top w:w="90" w:type="dxa"/>
-              <w:left w:w="90" w:type="dxa"/>
-              <w:bottom w:w="90" w:type="dxa"/>
-              <w:right w:w="90" w:type="dxa"/>
-            </w:tcMar>
-            <w:hideMark/>
-          </w:tcPr>
-          <w:p>
-            <w:r>
-              <w:t>Voice Assistant</w:t>
-            </w:r>
-          </w:p>
-        </w:tc>
-        <w:tc>
-          <w:tcPr>
-            <w:tcW w:w="0" w:type="auto"/>
-            <w:tcMar>
-              <w:top w:w="90" w:type="dxa"/>
-              <w:left w:w="90" w:type="dxa"/>
-              <w:bottom w:w="90" w:type="dxa"/>
-              <w:right w:w="90" w:type="dxa"/>
-            </w:tcMar>
-            <w:hideMark/>
-          </w:tcPr>
-          <w:p>
-            <w:r>
-              <w:t>Style hands-free by voice</w:t>
-            </w:r>
-          </w:p>
-        </w:tc>
-        <w:tc>
-          <w:tcPr>
-            <w:tcW w:w="0" w:type="auto"/>
-            <w:tcMar>
-              <w:top w:w="90" w:type="dxa"/>
-              <w:left w:w="90" w:type="dxa"/>
-              <w:bottom w:w="90" w:type="dxa"/>
-              <w:right w:w="90" w:type="dxa"/>
-            </w:tcMar>
-            <w:hideMark/>
-          </w:tcPr>
-          <w:p>
-            <w:r>
-              <w:t>Speech-to-text</w:t>
+              <w:t>On-device face detection</w:t>
             </w:r>
           </w:p>
         </w:tc>
@@ -585,408 +1019,773 @@
     </w:tbl>
     <w:p>
       <w:r>
-        <w:t>Then the commerce + UX features:</w:t>
+        <w:t>Say (key line): "Two kinds of AI: cloud AI for language, vision and image generation (</w:t>
+      </w:r>
+      <w:proofErr w:type="spellStart"/>
+      <w:r>
+        <w:t>Groq</w:t>
+      </w:r>
+      <w:proofErr w:type="spellEnd"/>
+      <w:r>
+        <w:t xml:space="preserve"> + </w:t>
+      </w:r>
+      <w:proofErr w:type="spellStart"/>
+      <w:r>
+        <w:t>NanoBanana</w:t>
+      </w:r>
+      <w:proofErr w:type="spellEnd"/>
+      <w:r>
+        <w:t>), and on-device ML for real-time AR — which is faster and keeps the camera feed private on the phone."</w:t>
+      </w:r>
+    </w:p>
+    <w:p>
+      <w:r>
+        <w:t>Slide 5 — Tech Stack (2:30) → use your LEFT image (C4 Level 1)</w:t>
+      </w:r>
+    </w:p>
+    <w:p>
+      <w:r>
+        <w:t>On slide: the System Context diagram. Talk through each external system:</w:t>
       </w:r>
     </w:p>
     <w:p>
       <w:pPr>
         <w:numPr>
           <w:ilvl w:val="0"/>
-          <w:numId w:val="2"/>
+          <w:numId w:val="10"/>
         </w:numPr>
       </w:pPr>
       <w:r>
-        <w:t>Catalog, live search, shop pages, flash sales w/ live countdown</w:t>
+        <w:t>Flutter mobile app (one codebase: Android/iOS/Web/Desktop)</w:t>
       </w:r>
     </w:p>
     <w:p>
       <w:pPr>
         <w:numPr>
           <w:ilvl w:val="0"/>
-          <w:numId w:val="2"/>
+          <w:numId w:val="10"/>
         </w:numPr>
       </w:pPr>
       <w:r>
-        <w:t>Product page: multi-angle gallery, 360° view, color/size/qty picker</w:t>
+        <w:t xml:space="preserve">Firebase — Auth &amp; </w:t>
+      </w:r>
+      <w:proofErr w:type="spellStart"/>
+      <w:r>
+        <w:t>Firestore</w:t>
+      </w:r>
+      <w:proofErr w:type="spellEnd"/>
+      <w:r>
+        <w:t xml:space="preserve"> (accounts, data)</w:t>
       </w:r>
     </w:p>
     <w:p>
       <w:pPr>
         <w:numPr>
           <w:ilvl w:val="0"/>
-          <w:numId w:val="2"/>
+          <w:numId w:val="10"/>
         </w:numPr>
       </w:pPr>
       <w:r>
-        <w:t>Cart + checkout with local payments (KBZPay, WavePay, AYA Pay, UAB, card, COD)</w:t>
+        <w:t>OpenCart — store/catalog API</w:t>
       </w:r>
     </w:p>
     <w:p>
       <w:pPr>
         <w:numPr>
           <w:ilvl w:val="0"/>
-          <w:numId w:val="2"/>
+          <w:numId w:val="10"/>
         </w:numPr>
       </w:pPr>
-      <w:r>
-        <w:t>Resell marketplace, Donate-to-shelters (Google Maps directions), loyalty points</w:t>
+      <w:proofErr w:type="spellStart"/>
+      <w:r>
+        <w:t>Groq</w:t>
+      </w:r>
+      <w:proofErr w:type="spellEnd"/>
+      <w:r>
+        <w:t xml:space="preserve"> AI — LLM + vision (Scout)</w:t>
       </w:r>
     </w:p>
     <w:p>
       <w:pPr>
         <w:numPr>
           <w:ilvl w:val="0"/>
-          <w:numId w:val="2"/>
+          <w:numId w:val="10"/>
         </w:numPr>
       </w:pPr>
-      <w:r>
-        <w:t>3 theme modes, English/Burmese localization, in-app guided spotlight tour for new users</w:t>
-      </w:r>
-    </w:p>
-    <w:p>
-      <w:r>
-        <w:t>Design note for the slide: emphasize </w:t>
+      <w:proofErr w:type="spellStart"/>
+      <w:r>
+        <w:t>NanoBanana</w:t>
+      </w:r>
+      <w:proofErr w:type="spellEnd"/>
+      <w:r>
+        <w:t> — AI image generation (try-on)</w:t>
+      </w:r>
+    </w:p>
+    <w:p>
+      <w:pPr>
+        <w:numPr>
+          <w:ilvl w:val="0"/>
+          <w:numId w:val="10"/>
+        </w:numPr>
+      </w:pPr>
+      <w:proofErr w:type="spellStart"/>
+      <w:r>
+        <w:lastRenderedPageBreak/>
+        <w:t>Bodygram</w:t>
+      </w:r>
+      <w:proofErr w:type="spellEnd"/>
+      <w:r>
+        <w:t> — body measurements</w:t>
+      </w:r>
+    </w:p>
+    <w:p>
+      <w:pPr>
+        <w:numPr>
+          <w:ilvl w:val="0"/>
+          <w:numId w:val="10"/>
+        </w:numPr>
+      </w:pPr>
+      <w:proofErr w:type="spellStart"/>
+      <w:r>
+        <w:t>jsDelivr</w:t>
+      </w:r>
+      <w:proofErr w:type="spellEnd"/>
+      <w:r>
+        <w:t> — media CDN · </w:t>
+      </w:r>
+      <w:proofErr w:type="spellStart"/>
+      <w:r>
+        <w:t>catbox.moe</w:t>
+      </w:r>
+      <w:proofErr w:type="spellEnd"/>
+      <w:r>
+        <w:t> — user image hosting</w:t>
+      </w:r>
+      <w:r>
+        <w:br/>
+        <w:t>Say: "Each capability is a dedicated, best-in-class service rather than one monolith — Flutter orchestrates them all."</w:t>
+      </w:r>
+    </w:p>
+    <w:p>
+      <w:r>
+        <w:t>Slide 6 — System Architecture (3:30) → use your RIGHT image (C4 Level 2) — </w:t>
       </w:r>
       <w:r>
         <w:rPr>
           <w:i/>
           <w:iCs/>
         </w:rPr>
-        <w:t>try-before-you-buy</w:t>
-      </w:r>
-      <w:r>
-        <w:t> as the core loop — it's what AI uniquely enables here.</w:t>
-      </w:r>
-    </w:p>
-    <w:p>
-      <w:r>
-        <w:pict w14:anchorId="219FEBB7">
-          <v:rect id="_x0000_i1057" style="width:0;height:0" o:hralign="center" o:hrstd="t" o:hr="t" fillcolor="#a0a0a0" stroked="f"/>
-        </w:pict>
-      </w:r>
-    </w:p>
-    <w:p>
-      <w:r>
-        <w:t>Slide 4 — Tech Stack (demo vs production)</w:t>
-      </w:r>
-    </w:p>
-    <w:p>
-      <w:r>
-        <w:t>Frontend (now):</w:t>
+        <w:t>2nd most time</w:t>
+      </w:r>
+    </w:p>
+    <w:p>
+      <w:r>
+        <w:t xml:space="preserve">On slide: the Container diagram. Walk the flow </w:t>
+      </w:r>
+      <w:proofErr w:type="spellStart"/>
+      <w:r>
+        <w:t>left→right</w:t>
+      </w:r>
+      <w:proofErr w:type="spellEnd"/>
+      <w:r>
+        <w:t>:</w:t>
       </w:r>
     </w:p>
     <w:p>
       <w:pPr>
         <w:numPr>
           <w:ilvl w:val="0"/>
-          <w:numId w:val="3"/>
+          <w:numId w:val="11"/>
         </w:numPr>
       </w:pPr>
       <w:r>
-        <w:t>Flutter / Dart — single codebase → Android, iOS, Web, Desktop</w:t>
+        <w:t>Mobile app (Flutter): UI Layer (Material 3, EN/MY) · On-device ML (face/pose) · AR/3D (</w:t>
+      </w:r>
+      <w:proofErr w:type="spellStart"/>
+      <w:r>
+        <w:t>model_viewer_plus</w:t>
+      </w:r>
+      <w:proofErr w:type="spellEnd"/>
+      <w:r>
+        <w:t>) · Business Logic (API coordination + state).</w:t>
       </w:r>
     </w:p>
     <w:p>
       <w:pPr>
         <w:numPr>
           <w:ilvl w:val="0"/>
-          <w:numId w:val="3"/>
+          <w:numId w:val="11"/>
         </w:numPr>
       </w:pPr>
       <w:r>
-        <w:t>google_fonts, easy_localization (EN/MY), video_player, cached_network_image, camera, image_picker</w:t>
-      </w:r>
-    </w:p>
-    <w:p>
-      <w:r>
-        <w:t>On-device AI/ML (now):</w:t>
+        <w:t xml:space="preserve">Backend (Firebase): Auth → Cloud Functions (Node.js) → </w:t>
+      </w:r>
+      <w:proofErr w:type="spellStart"/>
+      <w:r>
+        <w:t>Firestore</w:t>
+      </w:r>
+      <w:proofErr w:type="spellEnd"/>
+      <w:r>
+        <w:t>.</w:t>
       </w:r>
     </w:p>
     <w:p>
       <w:pPr>
         <w:numPr>
           <w:ilvl w:val="0"/>
-          <w:numId w:val="4"/>
+          <w:numId w:val="11"/>
         </w:numPr>
       </w:pPr>
       <w:r>
-        <w:t>Google ML Kit — face detection, pose detection (runs locally, no server round-trip, works offline)</w:t>
-      </w:r>
-    </w:p>
-    <w:p>
-      <w:r>
-        <w:t>Cloud AI (now → production):</w:t>
-      </w:r>
-    </w:p>
-    <w:p>
-      <w:pPr>
-        <w:numPr>
-          <w:ilvl w:val="0"/>
-          <w:numId w:val="5"/>
-        </w:numPr>
-      </w:pPr>
-      <w:r>
-        <w:t>Google Gemini (google_generative_ai) for the stylist + try-on, routed through a Cloudflare Worker relay (see architecture)</w:t>
-      </w:r>
-    </w:p>
-    <w:p>
-      <w:pPr>
-        <w:numPr>
-          <w:ilvl w:val="0"/>
-          <w:numId w:val="5"/>
-        </w:numPr>
-      </w:pPr>
-      <w:r>
-        <w:t>Bodygram (body measurements), image-generation service for try-on, GROQ (LLM option)</w:t>
-      </w:r>
-    </w:p>
-    <w:p>
-      <w:r>
-        <w:lastRenderedPageBreak/>
-        <w:t>Backend &amp; data:</w:t>
-      </w:r>
-    </w:p>
-    <w:p>
-      <w:pPr>
-        <w:numPr>
-          <w:ilvl w:val="0"/>
-          <w:numId w:val="6"/>
-        </w:numPr>
-      </w:pPr>
-      <w:r>
-        <w:t>Firebase — Auth (accounts), Cloud Firestore (profiles, loyalty points, history, preferences)</w:t>
-      </w:r>
-    </w:p>
-    <w:p>
-      <w:pPr>
-        <w:numPr>
-          <w:ilvl w:val="0"/>
-          <w:numId w:val="6"/>
-        </w:numPr>
-      </w:pPr>
-      <w:r>
-        <w:t>OpenCart (REST API) — product catalog, cart, orders </w:t>
+        <w:t>Integrations: Cloud Functions bridge to AI via ai-</w:t>
+      </w:r>
+      <w:proofErr w:type="spellStart"/>
+      <w:r>
+        <w:t>proxy.php</w:t>
+      </w:r>
+      <w:proofErr w:type="spellEnd"/>
+      <w:r>
+        <w:t xml:space="preserve"> (AI gateway) → </w:t>
+      </w:r>
+      <w:proofErr w:type="spellStart"/>
+      <w:r>
+        <w:t>Groq</w:t>
+      </w:r>
+      <w:proofErr w:type="spellEnd"/>
+      <w:r>
+        <w:t xml:space="preserve"> Llama 3.3 / Llama 4 Scout. App talks directly to </w:t>
+      </w:r>
+      <w:proofErr w:type="spellStart"/>
+      <w:r>
+        <w:t>NanoBanana</w:t>
+      </w:r>
+      <w:proofErr w:type="spellEnd"/>
+      <w:r>
+        <w:t xml:space="preserve">, </w:t>
+      </w:r>
+      <w:proofErr w:type="spellStart"/>
+      <w:r>
+        <w:t>Bodygram</w:t>
+      </w:r>
+      <w:proofErr w:type="spellEnd"/>
+      <w:r>
+        <w:t>, OpenCart. Media via </w:t>
+      </w:r>
+      <w:proofErr w:type="spellStart"/>
+      <w:r>
+        <w:t>jsDelivr</w:t>
+      </w:r>
+      <w:proofErr w:type="spellEnd"/>
+      <w:r>
+        <w:t xml:space="preserve"> CDN; user photos hosted on </w:t>
+      </w:r>
+      <w:proofErr w:type="spellStart"/>
+      <w:r>
+        <w:t>catbox.moe</w:t>
+      </w:r>
+      <w:proofErr w:type="spellEnd"/>
+      <w:r>
+        <w:t>.</w:t>
+      </w:r>
+      <w:r>
+        <w:br/>
+        <w:t>Say (the "wow" line): "The key design decision: Cloud Functions + ai-</w:t>
+      </w:r>
+      <w:proofErr w:type="spellStart"/>
+      <w:r>
+        <w:t>proxy.php</w:t>
+      </w:r>
+      <w:proofErr w:type="spellEnd"/>
+      <w:r>
+        <w:t xml:space="preserve"> act as a secure AI gateway — the app never holds AI keys, and all AI traffic is proxied through a reachable host. This solves both security (no keys on device) and reachability."</w:t>
+      </w:r>
+    </w:p>
+    <w:p>
+      <w:r>
+        <w:t>NEW Slide 7 — System Flow (suggest 2:00)</w:t>
+      </w:r>
+    </w:p>
+    <w:p>
+      <w:r>
+        <w:t>Slide title: </w:t>
       </w:r>
       <w:r>
         <w:rPr>
           <w:i/>
           <w:iCs/>
         </w:rPr>
-        <w:t>(demo backend; production could scale to a managed commerce backend)</w:t>
+        <w:t>System Flow — How a Request Travels</w:t>
+      </w:r>
+    </w:p>
+    <w:p>
+      <w:r>
+        <w:t>Layout suggestion: 2–3 horizontal "lanes," each a numbered left-to-right arrow chain. Use your accent color for the AI-gateway step.</w:t>
+      </w:r>
+    </w:p>
+    <w:p>
+      <w:r>
+        <w:t xml:space="preserve">Flow A — </w:t>
+      </w:r>
+      <w:r>
+        <w:rPr>
+          <w:rFonts w:ascii="Segoe UI Emoji" w:hAnsi="Segoe UI Emoji" w:cs="Segoe UI Emoji"/>
+        </w:rPr>
+        <w:t>💬</w:t>
+      </w:r>
+      <w:r>
+        <w:t xml:space="preserve"> AI Stylist Chat (cloud AI via the gateway)</w:t>
       </w:r>
     </w:p>
     <w:p>
       <w:pPr>
         <w:numPr>
           <w:ilvl w:val="0"/>
-          <w:numId w:val="6"/>
+          <w:numId w:val="14"/>
         </w:numPr>
       </w:pPr>
       <w:r>
-        <w:t>jsDelivr CDN serving media from a GitHub asset repo </w:t>
+        <w:t>User types a prompt in the app</w:t>
+      </w:r>
+    </w:p>
+    <w:p>
+      <w:pPr>
+        <w:numPr>
+          <w:ilvl w:val="0"/>
+          <w:numId w:val="14"/>
+        </w:numPr>
+      </w:pPr>
+      <w:r>
+        <w:t>App → Firebase Cloud Functions (Node.js) with the prompt + user context (history/preferences from </w:t>
+      </w:r>
+      <w:proofErr w:type="spellStart"/>
+      <w:r>
+        <w:t>Firestore</w:t>
+      </w:r>
+      <w:proofErr w:type="spellEnd"/>
+      <w:r>
+        <w:t>)</w:t>
+      </w:r>
+    </w:p>
+    <w:p>
+      <w:pPr>
+        <w:numPr>
+          <w:ilvl w:val="0"/>
+          <w:numId w:val="14"/>
+        </w:numPr>
+      </w:pPr>
+      <w:r>
+        <w:t>Cloud Functions → ai-</w:t>
+      </w:r>
+      <w:proofErr w:type="spellStart"/>
+      <w:r>
+        <w:t>proxy.php</w:t>
+      </w:r>
+      <w:proofErr w:type="spellEnd"/>
+      <w:r>
+        <w:t xml:space="preserve"> (AI gateway) → </w:t>
+      </w:r>
+      <w:proofErr w:type="spellStart"/>
+      <w:r>
+        <w:t>Groq</w:t>
+      </w:r>
+      <w:proofErr w:type="spellEnd"/>
+      <w:r>
+        <w:t xml:space="preserve"> Llama 3.3 (LLM)</w:t>
+      </w:r>
+    </w:p>
+    <w:p>
+      <w:pPr>
+        <w:numPr>
+          <w:ilvl w:val="0"/>
+          <w:numId w:val="14"/>
+        </w:numPr>
+      </w:pPr>
+      <w:r>
+        <w:t>Response flows back the same path → app shows outfit suggestions</w:t>
+      </w:r>
+    </w:p>
+    <w:p>
+      <w:r>
+        <w:rPr>
+          <w:rFonts w:ascii="Segoe UI Emoji" w:hAnsi="Segoe UI Emoji" w:cs="Segoe UI Emoji"/>
+        </w:rPr>
+        <w:lastRenderedPageBreak/>
+        <w:t>🔑</w:t>
+      </w:r>
+      <w:r>
+        <w:t> </w:t>
       </w:r>
       <w:r>
         <w:rPr>
           <w:i/>
           <w:iCs/>
         </w:rPr>
-        <w:t>(demo asset delivery; production → object storage + CDN like Cloudflare R2/S3)</w:t>
+        <w:t>No AI keys ever live on the device — the gateway holds them.</w:t>
+      </w:r>
+    </w:p>
+    <w:p>
+      <w:r>
+        <w:t xml:space="preserve">Flow B — </w:t>
+      </w:r>
+      <w:r>
+        <w:rPr>
+          <w:rFonts w:ascii="Segoe UI Emoji" w:hAnsi="Segoe UI Emoji" w:cs="Segoe UI Emoji"/>
+        </w:rPr>
+        <w:t>🪄</w:t>
+      </w:r>
+      <w:r>
+        <w:t xml:space="preserve"> AI Virtual Try-On (image generation)</w:t>
       </w:r>
     </w:p>
     <w:p>
       <w:pPr>
         <w:numPr>
           <w:ilvl w:val="0"/>
-          <w:numId w:val="6"/>
+          <w:numId w:val="15"/>
         </w:numPr>
       </w:pPr>
       <w:r>
-        <w:t>Secrets via flutter_dotenv</w:t>
-      </w:r>
-    </w:p>
-    <w:p>
-      <w:r>
-        <w:t>Honest framing tip: say "demo uses OpenCart + GitHub/jsDelivr for speed; production path is a managed commerce API + cloud object storage." Investors respect a clear demo-vs-prod line.</w:t>
-      </w:r>
-    </w:p>
-    <w:p>
-      <w:r>
-        <w:pict w14:anchorId="0F2292F7">
-          <v:rect id="_x0000_i1058" style="width:0;height:0" o:hralign="center" o:hrstd="t" o:hr="t" fillcolor="#a0a0a0" stroked="f"/>
-        </w:pict>
-      </w:r>
-    </w:p>
-    <w:p>
-      <w:r>
-        <w:t>Slide 5 — System Architecture (high level)</w:t>
-      </w:r>
-    </w:p>
-    <w:p>
-      <w:r>
-        <w:t>Flow from user → server:</w:t>
+        <w:t>User picks/takes a photo + selects a garment</w:t>
       </w:r>
     </w:p>
     <w:p>
       <w:pPr>
         <w:numPr>
           <w:ilvl w:val="0"/>
-          <w:numId w:val="7"/>
+          <w:numId w:val="15"/>
         </w:numPr>
       </w:pPr>
       <w:r>
-        <w:t>Client (Flutter app) handles UI, local ML (ML Kit face/pose), and orchestrates calls.</w:t>
+        <w:t>App uploads the photo to </w:t>
+      </w:r>
+      <w:proofErr w:type="spellStart"/>
+      <w:r>
+        <w:t>catbox.moe</w:t>
+      </w:r>
+      <w:proofErr w:type="spellEnd"/>
+      <w:r>
+        <w:t> → gets a hosted image URL</w:t>
       </w:r>
     </w:p>
     <w:p>
       <w:pPr>
         <w:numPr>
           <w:ilvl w:val="0"/>
-          <w:numId w:val="7"/>
+          <w:numId w:val="15"/>
         </w:numPr>
       </w:pPr>
       <w:r>
-        <w:t>Auth &amp; user data → Firebase Auth + Firestore (login, profile, points, history).</w:t>
+        <w:t>App sends {user-photo URL + product image} → </w:t>
+      </w:r>
+      <w:proofErr w:type="spellStart"/>
+      <w:r>
+        <w:t>NanoBanana</w:t>
+      </w:r>
+      <w:proofErr w:type="spellEnd"/>
+      <w:r>
+        <w:t xml:space="preserve"> (AI image gen)</w:t>
       </w:r>
     </w:p>
     <w:p>
       <w:pPr>
         <w:numPr>
           <w:ilvl w:val="0"/>
-          <w:numId w:val="7"/>
+          <w:numId w:val="15"/>
         </w:numPr>
       </w:pPr>
-      <w:r>
-        <w:t>Commerce → OpenCart REST API (catalog, cart, place order); CDN delivers images/videos.</w:t>
-      </w:r>
-    </w:p>
-    <w:p>
-      <w:pPr>
-        <w:numPr>
-          <w:ilvl w:val="0"/>
-          <w:numId w:val="7"/>
-        </w:numPr>
-      </w:pPr>
-      <w:r>
-        <w:t>AI layer → app calls a Cloudflare Worker relay, which forwards to Gemini (and other AI APIs). </w:t>
-      </w:r>
+      <w:proofErr w:type="spellStart"/>
+      <w:r>
+        <w:t>NanoBanana</w:t>
+      </w:r>
+      <w:proofErr w:type="spellEnd"/>
+      <w:r>
+        <w:t xml:space="preserve"> returns the try-on image → app displays it</w:t>
+      </w:r>
+    </w:p>
+    <w:p>
       <w:r>
         <w:rPr>
           <w:i/>
           <w:iCs/>
         </w:rPr>
-        <w:t>Why: Gemini is geo-blocked in Myanmar; the Worker sits in a reachable region and proxies requests</w:t>
-      </w:r>
-      <w:r>
-        <w:t> — a real engineering win to highlight.</w:t>
+        <w:t>Product images are served from </w:t>
+      </w:r>
+      <w:proofErr w:type="spellStart"/>
+      <w:r>
+        <w:rPr>
+          <w:i/>
+          <w:iCs/>
+        </w:rPr>
+        <w:t>jsDelivr</w:t>
+      </w:r>
+      <w:proofErr w:type="spellEnd"/>
+      <w:r>
+        <w:rPr>
+          <w:i/>
+          <w:iCs/>
+        </w:rPr>
+        <w:t xml:space="preserve"> CDN.</w:t>
+      </w:r>
+    </w:p>
+    <w:p>
+      <w:r>
+        <w:t xml:space="preserve">Flow C — </w:t>
+      </w:r>
+      <w:r>
+        <w:rPr>
+          <w:rFonts w:ascii="Segoe UI Emoji" w:hAnsi="Segoe UI Emoji" w:cs="Segoe UI Emoji"/>
+        </w:rPr>
+        <w:t>🛒</w:t>
+      </w:r>
+      <w:r>
+        <w:t xml:space="preserve"> Browse → Buy (commerce)</w:t>
       </w:r>
     </w:p>
     <w:p>
       <w:pPr>
         <w:numPr>
           <w:ilvl w:val="0"/>
-          <w:numId w:val="7"/>
+          <w:numId w:val="16"/>
         </w:numPr>
       </w:pPr>
       <w:r>
-        <w:t>On-device ML runs locally for real-time AR (no latency/privacy cost of sending video frames to a server).</w:t>
-      </w:r>
-    </w:p>
-    <w:p>
-      <w:r>
-        <w:t>I can turn this into a clean architecture diagram for the slide — boxes for Client / Firebase / OpenCart / CDN / AI Relay → Gemini / On-device ML, with arrows.</w:t>
-      </w:r>
-    </w:p>
-    <w:p>
-      <w:r>
-        <w:pict w14:anchorId="3C6CCC25">
-          <v:rect id="_x0000_i1059" style="width:0;height:0" o:hralign="center" o:hrstd="t" o:hr="t" fillcolor="#a0a0a0" stroked="f"/>
-        </w:pict>
-      </w:r>
-    </w:p>
-    <w:p>
-      <w:r>
-        <w:t>Slide 6 — "Anything else" (strong closers)</w:t>
+        <w:t>App loads catalog from OpenCart API (images via </w:t>
+      </w:r>
+      <w:proofErr w:type="spellStart"/>
+      <w:r>
+        <w:t>jsDelivr</w:t>
+      </w:r>
+      <w:proofErr w:type="spellEnd"/>
+      <w:r>
+        <w:t xml:space="preserve"> CDN)</w:t>
       </w:r>
     </w:p>
     <w:p>
       <w:pPr>
         <w:numPr>
           <w:ilvl w:val="0"/>
-          <w:numId w:val="8"/>
+          <w:numId w:val="16"/>
         </w:numPr>
       </w:pPr>
       <w:r>
-        <w:t>Engineering highlights to brag about: the AI relay geo-block workaround; on-device ML for privacy + speed; offline-tolerant guided onboarding; tri-theme + full Burmese localization.</w:t>
+        <w:t>User adds to cart (color/size/qty) → checkout (shipping + local wallet)</w:t>
       </w:r>
     </w:p>
     <w:p>
       <w:pPr>
         <w:numPr>
           <w:ilvl w:val="0"/>
-          <w:numId w:val="8"/>
+          <w:numId w:val="16"/>
         </w:numPr>
       </w:pPr>
       <w:r>
-        <w:lastRenderedPageBreak/>
-        <w:t>Security/robustness: Firebase Auth, secrets in env, graceful fallbacks (placeholder images, "video coming soon", offline-safe guide).</w:t>
+        <w:t>Order placed via OpenCart → purchase + loyalty points written to </w:t>
+      </w:r>
+      <w:proofErr w:type="spellStart"/>
+      <w:r>
+        <w:t>Firestore</w:t>
+      </w:r>
+      <w:proofErr w:type="spellEnd"/>
+    </w:p>
+    <w:p>
+      <w:r>
+        <w:rPr>
+          <w:i/>
+          <w:iCs/>
+        </w:rPr>
+        <w:t>(Optional 4th lane if you have room)</w:t>
+      </w:r>
+    </w:p>
+    <w:p>
+      <w:r>
+        <w:t xml:space="preserve">Flow D — </w:t>
+      </w:r>
+      <w:r>
+        <w:rPr>
+          <w:rFonts w:ascii="Segoe UI Emoji" w:hAnsi="Segoe UI Emoji" w:cs="Segoe UI Emoji"/>
+        </w:rPr>
+        <w:t>🪞</w:t>
+      </w:r>
+      <w:r>
+        <w:t xml:space="preserve"> AR Live Try-On (fully on-device)</w:t>
+      </w:r>
+    </w:p>
+    <w:p>
+      <w:r>
+        <w:t>Camera frames → on-device ML Kit (pose/face) → </w:t>
+      </w:r>
+      <w:proofErr w:type="spellStart"/>
+      <w:r>
+        <w:t>model_viewer_plus</w:t>
+      </w:r>
+      <w:proofErr w:type="spellEnd"/>
+      <w:r>
+        <w:t> overlay in real time → never leaves the phone (privacy + low latency).</w:t>
+      </w:r>
+    </w:p>
+    <w:p/>
+    <w:p>
+      <w:r>
+        <w:t xml:space="preserve">Slide </w:t>
+      </w:r>
+      <w:r>
+        <w:t>8</w:t>
+      </w:r>
+      <w:r>
+        <w:t xml:space="preserve"> — Why These Choices / Engineering Highlights (1:30)</w:t>
+      </w:r>
+    </w:p>
+    <w:p>
+      <w:r>
+        <w:t>On slide:</w:t>
       </w:r>
     </w:p>
     <w:p>
       <w:pPr>
         <w:numPr>
           <w:ilvl w:val="0"/>
-          <w:numId w:val="8"/>
+          <w:numId w:val="12"/>
         </w:numPr>
       </w:pPr>
       <w:r>
-        <w:t>Scalability path: managed commerce API, object storage + CDN, queue/caching for AI calls.</w:t>
+        <w:t>AI gateway (ai-</w:t>
+      </w:r>
+      <w:proofErr w:type="spellStart"/>
+      <w:r>
+        <w:t>proxy.php</w:t>
+      </w:r>
+      <w:proofErr w:type="spellEnd"/>
+      <w:r>
+        <w:t xml:space="preserve"> + Cloud Functions): no secrets on device, single control point, region-reachable</w:t>
       </w:r>
     </w:p>
     <w:p>
       <w:pPr>
         <w:numPr>
           <w:ilvl w:val="0"/>
-          <w:numId w:val="8"/>
+          <w:numId w:val="12"/>
         </w:numPr>
       </w:pPr>
       <w:r>
-        <w:t>Roadmap: real payment-gateway integration (currently UI-level), recommendation engine from collected history, more generative try-on fidelity.</w:t>
+        <w:lastRenderedPageBreak/>
+        <w:t>On-device ML: real-time AR, privacy, works offline</w:t>
       </w:r>
     </w:p>
     <w:p>
       <w:pPr>
         <w:numPr>
           <w:ilvl w:val="0"/>
-          <w:numId w:val="8"/>
+          <w:numId w:val="12"/>
         </w:numPr>
       </w:pPr>
-      <w:r>
-        <w:t>Business angle: local-first (payments + language), creator/shop video spotlights, resell + donate for a circular-fashion story.</w:t>
-      </w:r>
-    </w:p>
-    <w:p/>
-    <w:p/>
-    <w:p>
-      <w:r>
-        <w:t xml:space="preserve">ok now i want to add two "Book now" button, one is for those who simply want to make a booking and the other is for those who select hairstyles from the "Try a Hairstyles" section and then "Book now" button appears which is in the Haircut screen. And </w:t>
-      </w:r>
-      <w:proofErr w:type="gramStart"/>
-      <w:r>
-        <w:t>also</w:t>
-      </w:r>
-      <w:proofErr w:type="gramEnd"/>
-      <w:r>
-        <w:t xml:space="preserve"> i will send u reference html file but in that file, it has fashion section and hair section, please note that i only want for hair section.</w:t>
-      </w:r>
-    </w:p>
-    <w:p>
-      <w:r>
-        <w:t>the reference file looks like the second screenshot if it were to connected with css incase you need to know.</w:t>
+      <w:proofErr w:type="spellStart"/>
+      <w:r>
+        <w:t>Groq</w:t>
+      </w:r>
+      <w:proofErr w:type="spellEnd"/>
+      <w:r>
+        <w:t>: very fast inference for chat + vision</w:t>
+      </w:r>
+    </w:p>
+    <w:p>
+      <w:pPr>
+        <w:numPr>
+          <w:ilvl w:val="0"/>
+          <w:numId w:val="12"/>
+        </w:numPr>
+      </w:pPr>
+      <w:r>
+        <w:t xml:space="preserve">Decoupled media (CDN + </w:t>
+      </w:r>
+      <w:proofErr w:type="spellStart"/>
+      <w:r>
+        <w:t>catbox</w:t>
+      </w:r>
+      <w:proofErr w:type="spellEnd"/>
+      <w:r>
+        <w:t>): cheap, scalable asset delivery</w:t>
+      </w:r>
+    </w:p>
+    <w:p>
+      <w:pPr>
+        <w:numPr>
+          <w:ilvl w:val="0"/>
+          <w:numId w:val="12"/>
+        </w:numPr>
+      </w:pPr>
+      <w:r>
+        <w:t>Flutter: one codebase, fast iteration</w:t>
+      </w:r>
+      <w:r>
+        <w:br/>
+        <w:t>Say: "These choices give us speed, security, and low cost."</w:t>
+      </w:r>
+    </w:p>
+    <w:p>
+      <w:r>
+        <w:t xml:space="preserve">Slide </w:t>
+      </w:r>
+      <w:r>
+        <w:t>9</w:t>
+      </w:r>
+      <w:r>
+        <w:t xml:space="preserve"> — Demo Status &amp; Roadmap (1:00)</w:t>
+      </w:r>
+    </w:p>
+    <w:p>
+      <w:r>
+        <w:t>On slide (honest two columns):</w:t>
+      </w:r>
+    </w:p>
+    <w:p>
+      <w:pPr>
+        <w:numPr>
+          <w:ilvl w:val="0"/>
+          <w:numId w:val="13"/>
+        </w:numPr>
+      </w:pPr>
+      <w:r>
+        <w:t>Working now: auth, catalog, AI chat/vision, try-on pipeline, AR, size scan, localization, theming, guided tour</w:t>
+      </w:r>
+    </w:p>
+    <w:p>
+      <w:pPr>
+        <w:numPr>
+          <w:ilvl w:val="0"/>
+          <w:numId w:val="13"/>
+        </w:numPr>
+      </w:pPr>
+      <w:r>
+        <w:t>Next / production: real payment-gateway integration, recommendation engine from user history, higher-fidelity try-on, managed object storage</w:t>
+      </w:r>
+      <w:r>
+        <w:br/>
+        <w:t>Say: "Demo proves the full loop; production hardens payments and storage."</w:t>
+      </w:r>
+    </w:p>
+    <w:p>
+      <w:r>
+        <w:t xml:space="preserve">Slide </w:t>
+      </w:r>
+      <w:r>
+        <w:t>10</w:t>
+      </w:r>
+      <w:r>
+        <w:t xml:space="preserve"> — Closing (0:30)</w:t>
+      </w:r>
+    </w:p>
+    <w:p>
+      <w:r>
+        <w:t>On slide: one-line vision + "Questions?"</w:t>
+      </w:r>
+      <w:r>
+        <w:br/>
+        <w:t>Say: "[App] — try before you buy, styled by AI, built local-first."</w:t>
       </w:r>
     </w:p>
     <w:p/>
     <w:sectPr>
-      <w:pgSz w:w="12240" w:h="15840"/>
+      <w:pgSz w:w="15840" w:h="12240" w:orient="landscape"/>
       <w:pgMar w:top="1440" w:right="1440" w:bottom="1440" w:left="1440" w:header="720" w:footer="720" w:gutter="0"/>
       <w:cols w:space="720"/>
       <w:docGrid w:linePitch="360"/>
@@ -998,6 +1797,155 @@
 <file path=word/numbering.xml><?xml version="1.0" encoding="utf-8"?>
 <w:numbering xmlns:wpc="http://schemas.microsoft.com/office/word/2010/wordprocessingCanvas" xmlns:cx="http://schemas.microsoft.com/office/drawing/2014/chartex" xmlns:cx1="http://schemas.microsoft.com/office/drawing/2015/9/8/chartex" xmlns:cx2="http://schemas.microsoft.com/office/drawing/2015/10/21/chartex" xmlns:cx3="http://schemas.microsoft.com/office/drawing/2016/5/9/chartex" xmlns:cx4="http://schemas.microsoft.com/office/drawing/2016/5/10/chartex" xmlns:cx5="http://schemas.microsoft.com/office/drawing/2016/5/11/chartex" xmlns:cx6="http://schemas.microsoft.com/office/drawing/2016/5/12/chartex" xmlns:cx7="http://schemas.microsoft.com/office/drawing/2016/5/13/chartex" xmlns:cx8="http://schemas.microsoft.com/office/drawing/2016/5/14/chartex" xmlns:mc="http://schemas.openxmlformats.org/markup-compatibility/2006" xmlns:aink="http://schemas.microsoft.com/office/drawing/2016/ink" xmlns:am3d="http://schemas.microsoft.com/office/drawing/2017/model3d" xmlns:o="urn:schemas-microsoft-com:office:office" xmlns:oel="http://schemas.microsoft.com/office/2019/extlst" xmlns:r="http://schemas.openxmlformats.org/officeDocument/2006/relationships" xmlns:m="http://schemas.openxmlformats.org/officeDocument/2006/math" xmlns:v="urn:schemas-microsoft-com:vml" xmlns:wp14="http://schemas.microsoft.com/office/word/2010/wordprocessingDrawing" xmlns:wp="http://schemas.openxmlformats.org/drawingml/2006/wordprocessingDrawing" xmlns:w10="urn:schemas-microsoft-com:office:word" xmlns:w="http://schemas.openxmlformats.org/wordprocessingml/2006/main" xmlns:w14="http://schemas.microsoft.com/office/word/2010/wordml" xmlns:w15="http://schemas.microsoft.com/office/word/2012/wordml" xmlns:w16cex="http://schemas.microsoft.com/office/word/2018/wordml/cex" xmlns:w16cid="http://schemas.microsoft.com/office/word/2016/wordml/cid" xmlns:w16="http://schemas.microsoft.com/office/word/2018/wordml" xmlns:w16du="http://schemas.microsoft.com/office/word/2023/wordml/word16du" xmlns:w16sdtdh="http://schemas.microsoft.com/office/word/2020/wordml/sdtdatahash" xmlns:w16sdtfl="http://schemas.microsoft.com/office/word/2024/wordml/sdtformatlock" xmlns:w16se="http://schemas.microsoft.com/office/word/2015/wordml/symex" xmlns:wpg="http://schemas.microsoft.com/office/word/2010/wordprocessingGroup" xmlns:wpi="http://schemas.microsoft.com/office/word/2010/wordprocessingInk" xmlns:wne="http://schemas.microsoft.com/office/word/2006/wordml" xmlns:wps="http://schemas.microsoft.com/office/word/2010/wordprocessingShape" mc:Ignorable="w14 w15 w16se w16cid w16 w16cex w16sdtdh w16sdtfl w16du wp14">
   <w:abstractNum w:abstractNumId="0" w15:restartNumberingAfterBreak="0">
+    <w:nsid w:val="02842D0D"/>
+    <w:multiLevelType w:val="multilevel"/>
+    <w:tmpl w:val="12FA6E84"/>
+    <w:lvl w:ilvl="0">
+      <w:start w:val="1"/>
+      <w:numFmt w:val="bullet"/>
+      <w:lvlText w:val=""/>
+      <w:lvlJc w:val="left"/>
+      <w:pPr>
+        <w:tabs>
+          <w:tab w:val="num" w:pos="720"/>
+        </w:tabs>
+        <w:ind w:left="720" w:hanging="360"/>
+      </w:pPr>
+      <w:rPr>
+        <w:rFonts w:ascii="Symbol" w:hAnsi="Symbol" w:hint="default"/>
+        <w:sz w:val="20"/>
+      </w:rPr>
+    </w:lvl>
+    <w:lvl w:ilvl="1" w:tentative="1">
+      <w:start w:val="1"/>
+      <w:numFmt w:val="bullet"/>
+      <w:lvlText w:val="o"/>
+      <w:lvlJc w:val="left"/>
+      <w:pPr>
+        <w:tabs>
+          <w:tab w:val="num" w:pos="1440"/>
+        </w:tabs>
+        <w:ind w:left="1440" w:hanging="360"/>
+      </w:pPr>
+      <w:rPr>
+        <w:rFonts w:ascii="Courier New" w:hAnsi="Courier New" w:hint="default"/>
+        <w:sz w:val="20"/>
+      </w:rPr>
+    </w:lvl>
+    <w:lvl w:ilvl="2" w:tentative="1">
+      <w:start w:val="1"/>
+      <w:numFmt w:val="bullet"/>
+      <w:lvlText w:val=""/>
+      <w:lvlJc w:val="left"/>
+      <w:pPr>
+        <w:tabs>
+          <w:tab w:val="num" w:pos="2160"/>
+        </w:tabs>
+        <w:ind w:left="2160" w:hanging="360"/>
+      </w:pPr>
+      <w:rPr>
+        <w:rFonts w:ascii="Wingdings" w:hAnsi="Wingdings" w:hint="default"/>
+        <w:sz w:val="20"/>
+      </w:rPr>
+    </w:lvl>
+    <w:lvl w:ilvl="3" w:tentative="1">
+      <w:start w:val="1"/>
+      <w:numFmt w:val="bullet"/>
+      <w:lvlText w:val=""/>
+      <w:lvlJc w:val="left"/>
+      <w:pPr>
+        <w:tabs>
+          <w:tab w:val="num" w:pos="2880"/>
+        </w:tabs>
+        <w:ind w:left="2880" w:hanging="360"/>
+      </w:pPr>
+      <w:rPr>
+        <w:rFonts w:ascii="Wingdings" w:hAnsi="Wingdings" w:hint="default"/>
+        <w:sz w:val="20"/>
+      </w:rPr>
+    </w:lvl>
+    <w:lvl w:ilvl="4" w:tentative="1">
+      <w:start w:val="1"/>
+      <w:numFmt w:val="bullet"/>
+      <w:lvlText w:val=""/>
+      <w:lvlJc w:val="left"/>
+      <w:pPr>
+        <w:tabs>
+          <w:tab w:val="num" w:pos="3600"/>
+        </w:tabs>
+        <w:ind w:left="3600" w:hanging="360"/>
+      </w:pPr>
+      <w:rPr>
+        <w:rFonts w:ascii="Wingdings" w:hAnsi="Wingdings" w:hint="default"/>
+        <w:sz w:val="20"/>
+      </w:rPr>
+    </w:lvl>
+    <w:lvl w:ilvl="5" w:tentative="1">
+      <w:start w:val="1"/>
+      <w:numFmt w:val="bullet"/>
+      <w:lvlText w:val=""/>
+      <w:lvlJc w:val="left"/>
+      <w:pPr>
+        <w:tabs>
+          <w:tab w:val="num" w:pos="4320"/>
+        </w:tabs>
+        <w:ind w:left="4320" w:hanging="360"/>
+      </w:pPr>
+      <w:rPr>
+        <w:rFonts w:ascii="Wingdings" w:hAnsi="Wingdings" w:hint="default"/>
+        <w:sz w:val="20"/>
+      </w:rPr>
+    </w:lvl>
+    <w:lvl w:ilvl="6" w:tentative="1">
+      <w:start w:val="1"/>
+      <w:numFmt w:val="bullet"/>
+      <w:lvlText w:val=""/>
+      <w:lvlJc w:val="left"/>
+      <w:pPr>
+        <w:tabs>
+          <w:tab w:val="num" w:pos="5040"/>
+        </w:tabs>
+        <w:ind w:left="5040" w:hanging="360"/>
+      </w:pPr>
+      <w:rPr>
+        <w:rFonts w:ascii="Wingdings" w:hAnsi="Wingdings" w:hint="default"/>
+        <w:sz w:val="20"/>
+      </w:rPr>
+    </w:lvl>
+    <w:lvl w:ilvl="7" w:tentative="1">
+      <w:start w:val="1"/>
+      <w:numFmt w:val="bullet"/>
+      <w:lvlText w:val=""/>
+      <w:lvlJc w:val="left"/>
+      <w:pPr>
+        <w:tabs>
+          <w:tab w:val="num" w:pos="5760"/>
+        </w:tabs>
+        <w:ind w:left="5760" w:hanging="360"/>
+      </w:pPr>
+      <w:rPr>
+        <w:rFonts w:ascii="Wingdings" w:hAnsi="Wingdings" w:hint="default"/>
+        <w:sz w:val="20"/>
+      </w:rPr>
+    </w:lvl>
+    <w:lvl w:ilvl="8" w:tentative="1">
+      <w:start w:val="1"/>
+      <w:numFmt w:val="bullet"/>
+      <w:lvlText w:val=""/>
+      <w:lvlJc w:val="left"/>
+      <w:pPr>
+        <w:tabs>
+          <w:tab w:val="num" w:pos="6480"/>
+        </w:tabs>
+        <w:ind w:left="6480" w:hanging="360"/>
+      </w:pPr>
+      <w:rPr>
+        <w:rFonts w:ascii="Wingdings" w:hAnsi="Wingdings" w:hint="default"/>
+        <w:sz w:val="20"/>
+      </w:rPr>
+    </w:lvl>
+  </w:abstractNum>
+  <w:abstractNum w:abstractNumId="1" w15:restartNumberingAfterBreak="0">
     <w:nsid w:val="056B7C3E"/>
     <w:multiLevelType w:val="multilevel"/>
     <w:tmpl w:val="419C74CC"/>
@@ -1146,7 +2094,7 @@
       </w:rPr>
     </w:lvl>
   </w:abstractNum>
-  <w:abstractNum w:abstractNumId="1" w15:restartNumberingAfterBreak="0">
+  <w:abstractNum w:abstractNumId="2" w15:restartNumberingAfterBreak="0">
     <w:nsid w:val="1ECF2EE6"/>
     <w:multiLevelType w:val="multilevel"/>
     <w:tmpl w:val="BAF6EF98"/>
@@ -1295,7 +2243,269 @@
       </w:rPr>
     </w:lvl>
   </w:abstractNum>
-  <w:abstractNum w:abstractNumId="2" w15:restartNumberingAfterBreak="0">
+  <w:abstractNum w:abstractNumId="3" w15:restartNumberingAfterBreak="0">
+    <w:nsid w:val="28033929"/>
+    <w:multiLevelType w:val="multilevel"/>
+    <w:tmpl w:val="3A9015F4"/>
+    <w:lvl w:ilvl="0">
+      <w:start w:val="1"/>
+      <w:numFmt w:val="decimal"/>
+      <w:lvlText w:val="%1."/>
+      <w:lvlJc w:val="left"/>
+      <w:pPr>
+        <w:tabs>
+          <w:tab w:val="num" w:pos="720"/>
+        </w:tabs>
+        <w:ind w:left="720" w:hanging="360"/>
+      </w:pPr>
+    </w:lvl>
+    <w:lvl w:ilvl="1" w:tentative="1">
+      <w:start w:val="1"/>
+      <w:numFmt w:val="decimal"/>
+      <w:lvlText w:val="%2."/>
+      <w:lvlJc w:val="left"/>
+      <w:pPr>
+        <w:tabs>
+          <w:tab w:val="num" w:pos="1440"/>
+        </w:tabs>
+        <w:ind w:left="1440" w:hanging="360"/>
+      </w:pPr>
+    </w:lvl>
+    <w:lvl w:ilvl="2" w:tentative="1">
+      <w:start w:val="1"/>
+      <w:numFmt w:val="decimal"/>
+      <w:lvlText w:val="%3."/>
+      <w:lvlJc w:val="left"/>
+      <w:pPr>
+        <w:tabs>
+          <w:tab w:val="num" w:pos="2160"/>
+        </w:tabs>
+        <w:ind w:left="2160" w:hanging="360"/>
+      </w:pPr>
+    </w:lvl>
+    <w:lvl w:ilvl="3" w:tentative="1">
+      <w:start w:val="1"/>
+      <w:numFmt w:val="decimal"/>
+      <w:lvlText w:val="%4."/>
+      <w:lvlJc w:val="left"/>
+      <w:pPr>
+        <w:tabs>
+          <w:tab w:val="num" w:pos="2880"/>
+        </w:tabs>
+        <w:ind w:left="2880" w:hanging="360"/>
+      </w:pPr>
+    </w:lvl>
+    <w:lvl w:ilvl="4" w:tentative="1">
+      <w:start w:val="1"/>
+      <w:numFmt w:val="decimal"/>
+      <w:lvlText w:val="%5."/>
+      <w:lvlJc w:val="left"/>
+      <w:pPr>
+        <w:tabs>
+          <w:tab w:val="num" w:pos="3600"/>
+        </w:tabs>
+        <w:ind w:left="3600" w:hanging="360"/>
+      </w:pPr>
+    </w:lvl>
+    <w:lvl w:ilvl="5" w:tentative="1">
+      <w:start w:val="1"/>
+      <w:numFmt w:val="decimal"/>
+      <w:lvlText w:val="%6."/>
+      <w:lvlJc w:val="left"/>
+      <w:pPr>
+        <w:tabs>
+          <w:tab w:val="num" w:pos="4320"/>
+        </w:tabs>
+        <w:ind w:left="4320" w:hanging="360"/>
+      </w:pPr>
+    </w:lvl>
+    <w:lvl w:ilvl="6" w:tentative="1">
+      <w:start w:val="1"/>
+      <w:numFmt w:val="decimal"/>
+      <w:lvlText w:val="%7."/>
+      <w:lvlJc w:val="left"/>
+      <w:pPr>
+        <w:tabs>
+          <w:tab w:val="num" w:pos="5040"/>
+        </w:tabs>
+        <w:ind w:left="5040" w:hanging="360"/>
+      </w:pPr>
+    </w:lvl>
+    <w:lvl w:ilvl="7" w:tentative="1">
+      <w:start w:val="1"/>
+      <w:numFmt w:val="decimal"/>
+      <w:lvlText w:val="%8."/>
+      <w:lvlJc w:val="left"/>
+      <w:pPr>
+        <w:tabs>
+          <w:tab w:val="num" w:pos="5760"/>
+        </w:tabs>
+        <w:ind w:left="5760" w:hanging="360"/>
+      </w:pPr>
+    </w:lvl>
+    <w:lvl w:ilvl="8" w:tentative="1">
+      <w:start w:val="1"/>
+      <w:numFmt w:val="decimal"/>
+      <w:lvlText w:val="%9."/>
+      <w:lvlJc w:val="left"/>
+      <w:pPr>
+        <w:tabs>
+          <w:tab w:val="num" w:pos="6480"/>
+        </w:tabs>
+        <w:ind w:left="6480" w:hanging="360"/>
+      </w:pPr>
+    </w:lvl>
+  </w:abstractNum>
+  <w:abstractNum w:abstractNumId="4" w15:restartNumberingAfterBreak="0">
+    <w:nsid w:val="2A443A5A"/>
+    <w:multiLevelType w:val="multilevel"/>
+    <w:tmpl w:val="995602F8"/>
+    <w:lvl w:ilvl="0">
+      <w:start w:val="1"/>
+      <w:numFmt w:val="bullet"/>
+      <w:lvlText w:val=""/>
+      <w:lvlJc w:val="left"/>
+      <w:pPr>
+        <w:tabs>
+          <w:tab w:val="num" w:pos="720"/>
+        </w:tabs>
+        <w:ind w:left="720" w:hanging="360"/>
+      </w:pPr>
+      <w:rPr>
+        <w:rFonts w:ascii="Symbol" w:hAnsi="Symbol" w:hint="default"/>
+        <w:sz w:val="20"/>
+      </w:rPr>
+    </w:lvl>
+    <w:lvl w:ilvl="1" w:tentative="1">
+      <w:start w:val="1"/>
+      <w:numFmt w:val="bullet"/>
+      <w:lvlText w:val="o"/>
+      <w:lvlJc w:val="left"/>
+      <w:pPr>
+        <w:tabs>
+          <w:tab w:val="num" w:pos="1440"/>
+        </w:tabs>
+        <w:ind w:left="1440" w:hanging="360"/>
+      </w:pPr>
+      <w:rPr>
+        <w:rFonts w:ascii="Courier New" w:hAnsi="Courier New" w:hint="default"/>
+        <w:sz w:val="20"/>
+      </w:rPr>
+    </w:lvl>
+    <w:lvl w:ilvl="2" w:tentative="1">
+      <w:start w:val="1"/>
+      <w:numFmt w:val="bullet"/>
+      <w:lvlText w:val=""/>
+      <w:lvlJc w:val="left"/>
+      <w:pPr>
+        <w:tabs>
+          <w:tab w:val="num" w:pos="2160"/>
+        </w:tabs>
+        <w:ind w:left="2160" w:hanging="360"/>
+      </w:pPr>
+      <w:rPr>
+        <w:rFonts w:ascii="Wingdings" w:hAnsi="Wingdings" w:hint="default"/>
+        <w:sz w:val="20"/>
+      </w:rPr>
+    </w:lvl>
+    <w:lvl w:ilvl="3" w:tentative="1">
+      <w:start w:val="1"/>
+      <w:numFmt w:val="bullet"/>
+      <w:lvlText w:val=""/>
+      <w:lvlJc w:val="left"/>
+      <w:pPr>
+        <w:tabs>
+          <w:tab w:val="num" w:pos="2880"/>
+        </w:tabs>
+        <w:ind w:left="2880" w:hanging="360"/>
+      </w:pPr>
+      <w:rPr>
+        <w:rFonts w:ascii="Wingdings" w:hAnsi="Wingdings" w:hint="default"/>
+        <w:sz w:val="20"/>
+      </w:rPr>
+    </w:lvl>
+    <w:lvl w:ilvl="4" w:tentative="1">
+      <w:start w:val="1"/>
+      <w:numFmt w:val="bullet"/>
+      <w:lvlText w:val=""/>
+      <w:lvlJc w:val="left"/>
+      <w:pPr>
+        <w:tabs>
+          <w:tab w:val="num" w:pos="3600"/>
+        </w:tabs>
+        <w:ind w:left="3600" w:hanging="360"/>
+      </w:pPr>
+      <w:rPr>
+        <w:rFonts w:ascii="Wingdings" w:hAnsi="Wingdings" w:hint="default"/>
+        <w:sz w:val="20"/>
+      </w:rPr>
+    </w:lvl>
+    <w:lvl w:ilvl="5" w:tentative="1">
+      <w:start w:val="1"/>
+      <w:numFmt w:val="bullet"/>
+      <w:lvlText w:val=""/>
+      <w:lvlJc w:val="left"/>
+      <w:pPr>
+        <w:tabs>
+          <w:tab w:val="num" w:pos="4320"/>
+        </w:tabs>
+        <w:ind w:left="4320" w:hanging="360"/>
+      </w:pPr>
+      <w:rPr>
+        <w:rFonts w:ascii="Wingdings" w:hAnsi="Wingdings" w:hint="default"/>
+        <w:sz w:val="20"/>
+      </w:rPr>
+    </w:lvl>
+    <w:lvl w:ilvl="6" w:tentative="1">
+      <w:start w:val="1"/>
+      <w:numFmt w:val="bullet"/>
+      <w:lvlText w:val=""/>
+      <w:lvlJc w:val="left"/>
+      <w:pPr>
+        <w:tabs>
+          <w:tab w:val="num" w:pos="5040"/>
+        </w:tabs>
+        <w:ind w:left="5040" w:hanging="360"/>
+      </w:pPr>
+      <w:rPr>
+        <w:rFonts w:ascii="Wingdings" w:hAnsi="Wingdings" w:hint="default"/>
+        <w:sz w:val="20"/>
+      </w:rPr>
+    </w:lvl>
+    <w:lvl w:ilvl="7" w:tentative="1">
+      <w:start w:val="1"/>
+      <w:numFmt w:val="bullet"/>
+      <w:lvlText w:val=""/>
+      <w:lvlJc w:val="left"/>
+      <w:pPr>
+        <w:tabs>
+          <w:tab w:val="num" w:pos="5760"/>
+        </w:tabs>
+        <w:ind w:left="5760" w:hanging="360"/>
+      </w:pPr>
+      <w:rPr>
+        <w:rFonts w:ascii="Wingdings" w:hAnsi="Wingdings" w:hint="default"/>
+        <w:sz w:val="20"/>
+      </w:rPr>
+    </w:lvl>
+    <w:lvl w:ilvl="8" w:tentative="1">
+      <w:start w:val="1"/>
+      <w:numFmt w:val="bullet"/>
+      <w:lvlText w:val=""/>
+      <w:lvlJc w:val="left"/>
+      <w:pPr>
+        <w:tabs>
+          <w:tab w:val="num" w:pos="6480"/>
+        </w:tabs>
+        <w:ind w:left="6480" w:hanging="360"/>
+      </w:pPr>
+      <w:rPr>
+        <w:rFonts w:ascii="Wingdings" w:hAnsi="Wingdings" w:hint="default"/>
+        <w:sz w:val="20"/>
+      </w:rPr>
+    </w:lvl>
+  </w:abstractNum>
+  <w:abstractNum w:abstractNumId="5" w15:restartNumberingAfterBreak="0">
     <w:nsid w:val="35E97A76"/>
     <w:multiLevelType w:val="multilevel"/>
     <w:tmpl w:val="9EB4C808"/>
@@ -1444,7 +2654,120 @@
       </w:rPr>
     </w:lvl>
   </w:abstractNum>
-  <w:abstractNum w:abstractNumId="3" w15:restartNumberingAfterBreak="0">
+  <w:abstractNum w:abstractNumId="6" w15:restartNumberingAfterBreak="0">
+    <w:nsid w:val="3A9356E6"/>
+    <w:multiLevelType w:val="multilevel"/>
+    <w:tmpl w:val="055049EC"/>
+    <w:lvl w:ilvl="0">
+      <w:start w:val="1"/>
+      <w:numFmt w:val="decimal"/>
+      <w:lvlText w:val="%1."/>
+      <w:lvlJc w:val="left"/>
+      <w:pPr>
+        <w:tabs>
+          <w:tab w:val="num" w:pos="720"/>
+        </w:tabs>
+        <w:ind w:left="720" w:hanging="360"/>
+      </w:pPr>
+    </w:lvl>
+    <w:lvl w:ilvl="1" w:tentative="1">
+      <w:start w:val="1"/>
+      <w:numFmt w:val="decimal"/>
+      <w:lvlText w:val="%2."/>
+      <w:lvlJc w:val="left"/>
+      <w:pPr>
+        <w:tabs>
+          <w:tab w:val="num" w:pos="1440"/>
+        </w:tabs>
+        <w:ind w:left="1440" w:hanging="360"/>
+      </w:pPr>
+    </w:lvl>
+    <w:lvl w:ilvl="2" w:tentative="1">
+      <w:start w:val="1"/>
+      <w:numFmt w:val="decimal"/>
+      <w:lvlText w:val="%3."/>
+      <w:lvlJc w:val="left"/>
+      <w:pPr>
+        <w:tabs>
+          <w:tab w:val="num" w:pos="2160"/>
+        </w:tabs>
+        <w:ind w:left="2160" w:hanging="360"/>
+      </w:pPr>
+    </w:lvl>
+    <w:lvl w:ilvl="3" w:tentative="1">
+      <w:start w:val="1"/>
+      <w:numFmt w:val="decimal"/>
+      <w:lvlText w:val="%4."/>
+      <w:lvlJc w:val="left"/>
+      <w:pPr>
+        <w:tabs>
+          <w:tab w:val="num" w:pos="2880"/>
+        </w:tabs>
+        <w:ind w:left="2880" w:hanging="360"/>
+      </w:pPr>
+    </w:lvl>
+    <w:lvl w:ilvl="4" w:tentative="1">
+      <w:start w:val="1"/>
+      <w:numFmt w:val="decimal"/>
+      <w:lvlText w:val="%5."/>
+      <w:lvlJc w:val="left"/>
+      <w:pPr>
+        <w:tabs>
+          <w:tab w:val="num" w:pos="3600"/>
+        </w:tabs>
+        <w:ind w:left="3600" w:hanging="360"/>
+      </w:pPr>
+    </w:lvl>
+    <w:lvl w:ilvl="5" w:tentative="1">
+      <w:start w:val="1"/>
+      <w:numFmt w:val="decimal"/>
+      <w:lvlText w:val="%6."/>
+      <w:lvlJc w:val="left"/>
+      <w:pPr>
+        <w:tabs>
+          <w:tab w:val="num" w:pos="4320"/>
+        </w:tabs>
+        <w:ind w:left="4320" w:hanging="360"/>
+      </w:pPr>
+    </w:lvl>
+    <w:lvl w:ilvl="6" w:tentative="1">
+      <w:start w:val="1"/>
+      <w:numFmt w:val="decimal"/>
+      <w:lvlText w:val="%7."/>
+      <w:lvlJc w:val="left"/>
+      <w:pPr>
+        <w:tabs>
+          <w:tab w:val="num" w:pos="5040"/>
+        </w:tabs>
+        <w:ind w:left="5040" w:hanging="360"/>
+      </w:pPr>
+    </w:lvl>
+    <w:lvl w:ilvl="7" w:tentative="1">
+      <w:start w:val="1"/>
+      <w:numFmt w:val="decimal"/>
+      <w:lvlText w:val="%8."/>
+      <w:lvlJc w:val="left"/>
+      <w:pPr>
+        <w:tabs>
+          <w:tab w:val="num" w:pos="5760"/>
+        </w:tabs>
+        <w:ind w:left="5760" w:hanging="360"/>
+      </w:pPr>
+    </w:lvl>
+    <w:lvl w:ilvl="8" w:tentative="1">
+      <w:start w:val="1"/>
+      <w:numFmt w:val="decimal"/>
+      <w:lvlText w:val="%9."/>
+      <w:lvlJc w:val="left"/>
+      <w:pPr>
+        <w:tabs>
+          <w:tab w:val="num" w:pos="6480"/>
+        </w:tabs>
+        <w:ind w:left="6480" w:hanging="360"/>
+      </w:pPr>
+    </w:lvl>
+  </w:abstractNum>
+  <w:abstractNum w:abstractNumId="7" w15:restartNumberingAfterBreak="0">
     <w:nsid w:val="44041DEB"/>
     <w:multiLevelType w:val="multilevel"/>
     <w:tmpl w:val="0C7644F2"/>
@@ -1593,7 +2916,156 @@
       </w:rPr>
     </w:lvl>
   </w:abstractNum>
-  <w:abstractNum w:abstractNumId="4" w15:restartNumberingAfterBreak="0">
+  <w:abstractNum w:abstractNumId="8" w15:restartNumberingAfterBreak="0">
+    <w:nsid w:val="464E6EB8"/>
+    <w:multiLevelType w:val="multilevel"/>
+    <w:tmpl w:val="B2ECB5CC"/>
+    <w:lvl w:ilvl="0">
+      <w:start w:val="1"/>
+      <w:numFmt w:val="bullet"/>
+      <w:lvlText w:val=""/>
+      <w:lvlJc w:val="left"/>
+      <w:pPr>
+        <w:tabs>
+          <w:tab w:val="num" w:pos="720"/>
+        </w:tabs>
+        <w:ind w:left="720" w:hanging="360"/>
+      </w:pPr>
+      <w:rPr>
+        <w:rFonts w:ascii="Symbol" w:hAnsi="Symbol" w:hint="default"/>
+        <w:sz w:val="20"/>
+      </w:rPr>
+    </w:lvl>
+    <w:lvl w:ilvl="1" w:tentative="1">
+      <w:start w:val="1"/>
+      <w:numFmt w:val="bullet"/>
+      <w:lvlText w:val="o"/>
+      <w:lvlJc w:val="left"/>
+      <w:pPr>
+        <w:tabs>
+          <w:tab w:val="num" w:pos="1440"/>
+        </w:tabs>
+        <w:ind w:left="1440" w:hanging="360"/>
+      </w:pPr>
+      <w:rPr>
+        <w:rFonts w:ascii="Courier New" w:hAnsi="Courier New" w:hint="default"/>
+        <w:sz w:val="20"/>
+      </w:rPr>
+    </w:lvl>
+    <w:lvl w:ilvl="2" w:tentative="1">
+      <w:start w:val="1"/>
+      <w:numFmt w:val="bullet"/>
+      <w:lvlText w:val=""/>
+      <w:lvlJc w:val="left"/>
+      <w:pPr>
+        <w:tabs>
+          <w:tab w:val="num" w:pos="2160"/>
+        </w:tabs>
+        <w:ind w:left="2160" w:hanging="360"/>
+      </w:pPr>
+      <w:rPr>
+        <w:rFonts w:ascii="Wingdings" w:hAnsi="Wingdings" w:hint="default"/>
+        <w:sz w:val="20"/>
+      </w:rPr>
+    </w:lvl>
+    <w:lvl w:ilvl="3" w:tentative="1">
+      <w:start w:val="1"/>
+      <w:numFmt w:val="bullet"/>
+      <w:lvlText w:val=""/>
+      <w:lvlJc w:val="left"/>
+      <w:pPr>
+        <w:tabs>
+          <w:tab w:val="num" w:pos="2880"/>
+        </w:tabs>
+        <w:ind w:left="2880" w:hanging="360"/>
+      </w:pPr>
+      <w:rPr>
+        <w:rFonts w:ascii="Wingdings" w:hAnsi="Wingdings" w:hint="default"/>
+        <w:sz w:val="20"/>
+      </w:rPr>
+    </w:lvl>
+    <w:lvl w:ilvl="4" w:tentative="1">
+      <w:start w:val="1"/>
+      <w:numFmt w:val="bullet"/>
+      <w:lvlText w:val=""/>
+      <w:lvlJc w:val="left"/>
+      <w:pPr>
+        <w:tabs>
+          <w:tab w:val="num" w:pos="3600"/>
+        </w:tabs>
+        <w:ind w:left="3600" w:hanging="360"/>
+      </w:pPr>
+      <w:rPr>
+        <w:rFonts w:ascii="Wingdings" w:hAnsi="Wingdings" w:hint="default"/>
+        <w:sz w:val="20"/>
+      </w:rPr>
+    </w:lvl>
+    <w:lvl w:ilvl="5" w:tentative="1">
+      <w:start w:val="1"/>
+      <w:numFmt w:val="bullet"/>
+      <w:lvlText w:val=""/>
+      <w:lvlJc w:val="left"/>
+      <w:pPr>
+        <w:tabs>
+          <w:tab w:val="num" w:pos="4320"/>
+        </w:tabs>
+        <w:ind w:left="4320" w:hanging="360"/>
+      </w:pPr>
+      <w:rPr>
+        <w:rFonts w:ascii="Wingdings" w:hAnsi="Wingdings" w:hint="default"/>
+        <w:sz w:val="20"/>
+      </w:rPr>
+    </w:lvl>
+    <w:lvl w:ilvl="6" w:tentative="1">
+      <w:start w:val="1"/>
+      <w:numFmt w:val="bullet"/>
+      <w:lvlText w:val=""/>
+      <w:lvlJc w:val="left"/>
+      <w:pPr>
+        <w:tabs>
+          <w:tab w:val="num" w:pos="5040"/>
+        </w:tabs>
+        <w:ind w:left="5040" w:hanging="360"/>
+      </w:pPr>
+      <w:rPr>
+        <w:rFonts w:ascii="Wingdings" w:hAnsi="Wingdings" w:hint="default"/>
+        <w:sz w:val="20"/>
+      </w:rPr>
+    </w:lvl>
+    <w:lvl w:ilvl="7" w:tentative="1">
+      <w:start w:val="1"/>
+      <w:numFmt w:val="bullet"/>
+      <w:lvlText w:val=""/>
+      <w:lvlJc w:val="left"/>
+      <w:pPr>
+        <w:tabs>
+          <w:tab w:val="num" w:pos="5760"/>
+        </w:tabs>
+        <w:ind w:left="5760" w:hanging="360"/>
+      </w:pPr>
+      <w:rPr>
+        <w:rFonts w:ascii="Wingdings" w:hAnsi="Wingdings" w:hint="default"/>
+        <w:sz w:val="20"/>
+      </w:rPr>
+    </w:lvl>
+    <w:lvl w:ilvl="8" w:tentative="1">
+      <w:start w:val="1"/>
+      <w:numFmt w:val="bullet"/>
+      <w:lvlText w:val=""/>
+      <w:lvlJc w:val="left"/>
+      <w:pPr>
+        <w:tabs>
+          <w:tab w:val="num" w:pos="6480"/>
+        </w:tabs>
+        <w:ind w:left="6480" w:hanging="360"/>
+      </w:pPr>
+      <w:rPr>
+        <w:rFonts w:ascii="Wingdings" w:hAnsi="Wingdings" w:hint="default"/>
+        <w:sz w:val="20"/>
+      </w:rPr>
+    </w:lvl>
+  </w:abstractNum>
+  <w:abstractNum w:abstractNumId="9" w15:restartNumberingAfterBreak="0">
     <w:nsid w:val="494466BC"/>
     <w:multiLevelType w:val="multilevel"/>
     <w:tmpl w:val="05F84EA6"/>
@@ -1742,7 +3214,7 @@
       </w:rPr>
     </w:lvl>
   </w:abstractNum>
-  <w:abstractNum w:abstractNumId="5" w15:restartNumberingAfterBreak="0">
+  <w:abstractNum w:abstractNumId="10" w15:restartNumberingAfterBreak="0">
     <w:nsid w:val="4DEB011C"/>
     <w:multiLevelType w:val="multilevel"/>
     <w:tmpl w:val="7A28BB2A"/>
@@ -1855,7 +3327,120 @@
       </w:pPr>
     </w:lvl>
   </w:abstractNum>
-  <w:abstractNum w:abstractNumId="6" w15:restartNumberingAfterBreak="0">
+  <w:abstractNum w:abstractNumId="11" w15:restartNumberingAfterBreak="0">
+    <w:nsid w:val="64543F15"/>
+    <w:multiLevelType w:val="multilevel"/>
+    <w:tmpl w:val="872E5F20"/>
+    <w:lvl w:ilvl="0">
+      <w:start w:val="1"/>
+      <w:numFmt w:val="decimal"/>
+      <w:lvlText w:val="%1."/>
+      <w:lvlJc w:val="left"/>
+      <w:pPr>
+        <w:tabs>
+          <w:tab w:val="num" w:pos="720"/>
+        </w:tabs>
+        <w:ind w:left="720" w:hanging="360"/>
+      </w:pPr>
+    </w:lvl>
+    <w:lvl w:ilvl="1" w:tentative="1">
+      <w:start w:val="1"/>
+      <w:numFmt w:val="decimal"/>
+      <w:lvlText w:val="%2."/>
+      <w:lvlJc w:val="left"/>
+      <w:pPr>
+        <w:tabs>
+          <w:tab w:val="num" w:pos="1440"/>
+        </w:tabs>
+        <w:ind w:left="1440" w:hanging="360"/>
+      </w:pPr>
+    </w:lvl>
+    <w:lvl w:ilvl="2" w:tentative="1">
+      <w:start w:val="1"/>
+      <w:numFmt w:val="decimal"/>
+      <w:lvlText w:val="%3."/>
+      <w:lvlJc w:val="left"/>
+      <w:pPr>
+        <w:tabs>
+          <w:tab w:val="num" w:pos="2160"/>
+        </w:tabs>
+        <w:ind w:left="2160" w:hanging="360"/>
+      </w:pPr>
+    </w:lvl>
+    <w:lvl w:ilvl="3" w:tentative="1">
+      <w:start w:val="1"/>
+      <w:numFmt w:val="decimal"/>
+      <w:lvlText w:val="%4."/>
+      <w:lvlJc w:val="left"/>
+      <w:pPr>
+        <w:tabs>
+          <w:tab w:val="num" w:pos="2880"/>
+        </w:tabs>
+        <w:ind w:left="2880" w:hanging="360"/>
+      </w:pPr>
+    </w:lvl>
+    <w:lvl w:ilvl="4" w:tentative="1">
+      <w:start w:val="1"/>
+      <w:numFmt w:val="decimal"/>
+      <w:lvlText w:val="%5."/>
+      <w:lvlJc w:val="left"/>
+      <w:pPr>
+        <w:tabs>
+          <w:tab w:val="num" w:pos="3600"/>
+        </w:tabs>
+        <w:ind w:left="3600" w:hanging="360"/>
+      </w:pPr>
+    </w:lvl>
+    <w:lvl w:ilvl="5" w:tentative="1">
+      <w:start w:val="1"/>
+      <w:numFmt w:val="decimal"/>
+      <w:lvlText w:val="%6."/>
+      <w:lvlJc w:val="left"/>
+      <w:pPr>
+        <w:tabs>
+          <w:tab w:val="num" w:pos="4320"/>
+        </w:tabs>
+        <w:ind w:left="4320" w:hanging="360"/>
+      </w:pPr>
+    </w:lvl>
+    <w:lvl w:ilvl="6" w:tentative="1">
+      <w:start w:val="1"/>
+      <w:numFmt w:val="decimal"/>
+      <w:lvlText w:val="%7."/>
+      <w:lvlJc w:val="left"/>
+      <w:pPr>
+        <w:tabs>
+          <w:tab w:val="num" w:pos="5040"/>
+        </w:tabs>
+        <w:ind w:left="5040" w:hanging="360"/>
+      </w:pPr>
+    </w:lvl>
+    <w:lvl w:ilvl="7" w:tentative="1">
+      <w:start w:val="1"/>
+      <w:numFmt w:val="decimal"/>
+      <w:lvlText w:val="%8."/>
+      <w:lvlJc w:val="left"/>
+      <w:pPr>
+        <w:tabs>
+          <w:tab w:val="num" w:pos="5760"/>
+        </w:tabs>
+        <w:ind w:left="5760" w:hanging="360"/>
+      </w:pPr>
+    </w:lvl>
+    <w:lvl w:ilvl="8" w:tentative="1">
+      <w:start w:val="1"/>
+      <w:numFmt w:val="decimal"/>
+      <w:lvlText w:val="%9."/>
+      <w:lvlJc w:val="left"/>
+      <w:pPr>
+        <w:tabs>
+          <w:tab w:val="num" w:pos="6480"/>
+        </w:tabs>
+        <w:ind w:left="6480" w:hanging="360"/>
+      </w:pPr>
+    </w:lvl>
+  </w:abstractNum>
+  <w:abstractNum w:abstractNumId="12" w15:restartNumberingAfterBreak="0">
     <w:nsid w:val="66297613"/>
     <w:multiLevelType w:val="multilevel"/>
     <w:tmpl w:val="01D832C2"/>
@@ -2004,7 +3589,269 @@
       </w:rPr>
     </w:lvl>
   </w:abstractNum>
-  <w:abstractNum w:abstractNumId="7" w15:restartNumberingAfterBreak="0">
+  <w:abstractNum w:abstractNumId="13" w15:restartNumberingAfterBreak="0">
+    <w:nsid w:val="67FC00D9"/>
+    <w:multiLevelType w:val="multilevel"/>
+    <w:tmpl w:val="4C1E9C58"/>
+    <w:lvl w:ilvl="0">
+      <w:start w:val="1"/>
+      <w:numFmt w:val="bullet"/>
+      <w:lvlText w:val=""/>
+      <w:lvlJc w:val="left"/>
+      <w:pPr>
+        <w:tabs>
+          <w:tab w:val="num" w:pos="720"/>
+        </w:tabs>
+        <w:ind w:left="720" w:hanging="360"/>
+      </w:pPr>
+      <w:rPr>
+        <w:rFonts w:ascii="Symbol" w:hAnsi="Symbol" w:hint="default"/>
+        <w:sz w:val="20"/>
+      </w:rPr>
+    </w:lvl>
+    <w:lvl w:ilvl="1" w:tentative="1">
+      <w:start w:val="1"/>
+      <w:numFmt w:val="bullet"/>
+      <w:lvlText w:val="o"/>
+      <w:lvlJc w:val="left"/>
+      <w:pPr>
+        <w:tabs>
+          <w:tab w:val="num" w:pos="1440"/>
+        </w:tabs>
+        <w:ind w:left="1440" w:hanging="360"/>
+      </w:pPr>
+      <w:rPr>
+        <w:rFonts w:ascii="Courier New" w:hAnsi="Courier New" w:hint="default"/>
+        <w:sz w:val="20"/>
+      </w:rPr>
+    </w:lvl>
+    <w:lvl w:ilvl="2" w:tentative="1">
+      <w:start w:val="1"/>
+      <w:numFmt w:val="bullet"/>
+      <w:lvlText w:val=""/>
+      <w:lvlJc w:val="left"/>
+      <w:pPr>
+        <w:tabs>
+          <w:tab w:val="num" w:pos="2160"/>
+        </w:tabs>
+        <w:ind w:left="2160" w:hanging="360"/>
+      </w:pPr>
+      <w:rPr>
+        <w:rFonts w:ascii="Wingdings" w:hAnsi="Wingdings" w:hint="default"/>
+        <w:sz w:val="20"/>
+      </w:rPr>
+    </w:lvl>
+    <w:lvl w:ilvl="3" w:tentative="1">
+      <w:start w:val="1"/>
+      <w:numFmt w:val="bullet"/>
+      <w:lvlText w:val=""/>
+      <w:lvlJc w:val="left"/>
+      <w:pPr>
+        <w:tabs>
+          <w:tab w:val="num" w:pos="2880"/>
+        </w:tabs>
+        <w:ind w:left="2880" w:hanging="360"/>
+      </w:pPr>
+      <w:rPr>
+        <w:rFonts w:ascii="Wingdings" w:hAnsi="Wingdings" w:hint="default"/>
+        <w:sz w:val="20"/>
+      </w:rPr>
+    </w:lvl>
+    <w:lvl w:ilvl="4" w:tentative="1">
+      <w:start w:val="1"/>
+      <w:numFmt w:val="bullet"/>
+      <w:lvlText w:val=""/>
+      <w:lvlJc w:val="left"/>
+      <w:pPr>
+        <w:tabs>
+          <w:tab w:val="num" w:pos="3600"/>
+        </w:tabs>
+        <w:ind w:left="3600" w:hanging="360"/>
+      </w:pPr>
+      <w:rPr>
+        <w:rFonts w:ascii="Wingdings" w:hAnsi="Wingdings" w:hint="default"/>
+        <w:sz w:val="20"/>
+      </w:rPr>
+    </w:lvl>
+    <w:lvl w:ilvl="5" w:tentative="1">
+      <w:start w:val="1"/>
+      <w:numFmt w:val="bullet"/>
+      <w:lvlText w:val=""/>
+      <w:lvlJc w:val="left"/>
+      <w:pPr>
+        <w:tabs>
+          <w:tab w:val="num" w:pos="4320"/>
+        </w:tabs>
+        <w:ind w:left="4320" w:hanging="360"/>
+      </w:pPr>
+      <w:rPr>
+        <w:rFonts w:ascii="Wingdings" w:hAnsi="Wingdings" w:hint="default"/>
+        <w:sz w:val="20"/>
+      </w:rPr>
+    </w:lvl>
+    <w:lvl w:ilvl="6" w:tentative="1">
+      <w:start w:val="1"/>
+      <w:numFmt w:val="bullet"/>
+      <w:lvlText w:val=""/>
+      <w:lvlJc w:val="left"/>
+      <w:pPr>
+        <w:tabs>
+          <w:tab w:val="num" w:pos="5040"/>
+        </w:tabs>
+        <w:ind w:left="5040" w:hanging="360"/>
+      </w:pPr>
+      <w:rPr>
+        <w:rFonts w:ascii="Wingdings" w:hAnsi="Wingdings" w:hint="default"/>
+        <w:sz w:val="20"/>
+      </w:rPr>
+    </w:lvl>
+    <w:lvl w:ilvl="7" w:tentative="1">
+      <w:start w:val="1"/>
+      <w:numFmt w:val="bullet"/>
+      <w:lvlText w:val=""/>
+      <w:lvlJc w:val="left"/>
+      <w:pPr>
+        <w:tabs>
+          <w:tab w:val="num" w:pos="5760"/>
+        </w:tabs>
+        <w:ind w:left="5760" w:hanging="360"/>
+      </w:pPr>
+      <w:rPr>
+        <w:rFonts w:ascii="Wingdings" w:hAnsi="Wingdings" w:hint="default"/>
+        <w:sz w:val="20"/>
+      </w:rPr>
+    </w:lvl>
+    <w:lvl w:ilvl="8" w:tentative="1">
+      <w:start w:val="1"/>
+      <w:numFmt w:val="bullet"/>
+      <w:lvlText w:val=""/>
+      <w:lvlJc w:val="left"/>
+      <w:pPr>
+        <w:tabs>
+          <w:tab w:val="num" w:pos="6480"/>
+        </w:tabs>
+        <w:ind w:left="6480" w:hanging="360"/>
+      </w:pPr>
+      <w:rPr>
+        <w:rFonts w:ascii="Wingdings" w:hAnsi="Wingdings" w:hint="default"/>
+        <w:sz w:val="20"/>
+      </w:rPr>
+    </w:lvl>
+  </w:abstractNum>
+  <w:abstractNum w:abstractNumId="14" w15:restartNumberingAfterBreak="0">
+    <w:nsid w:val="6F5029A1"/>
+    <w:multiLevelType w:val="multilevel"/>
+    <w:tmpl w:val="98C2D204"/>
+    <w:lvl w:ilvl="0">
+      <w:start w:val="1"/>
+      <w:numFmt w:val="decimal"/>
+      <w:lvlText w:val="%1."/>
+      <w:lvlJc w:val="left"/>
+      <w:pPr>
+        <w:tabs>
+          <w:tab w:val="num" w:pos="720"/>
+        </w:tabs>
+        <w:ind w:left="720" w:hanging="360"/>
+      </w:pPr>
+    </w:lvl>
+    <w:lvl w:ilvl="1" w:tentative="1">
+      <w:start w:val="1"/>
+      <w:numFmt w:val="decimal"/>
+      <w:lvlText w:val="%2."/>
+      <w:lvlJc w:val="left"/>
+      <w:pPr>
+        <w:tabs>
+          <w:tab w:val="num" w:pos="1440"/>
+        </w:tabs>
+        <w:ind w:left="1440" w:hanging="360"/>
+      </w:pPr>
+    </w:lvl>
+    <w:lvl w:ilvl="2" w:tentative="1">
+      <w:start w:val="1"/>
+      <w:numFmt w:val="decimal"/>
+      <w:lvlText w:val="%3."/>
+      <w:lvlJc w:val="left"/>
+      <w:pPr>
+        <w:tabs>
+          <w:tab w:val="num" w:pos="2160"/>
+        </w:tabs>
+        <w:ind w:left="2160" w:hanging="360"/>
+      </w:pPr>
+    </w:lvl>
+    <w:lvl w:ilvl="3" w:tentative="1">
+      <w:start w:val="1"/>
+      <w:numFmt w:val="decimal"/>
+      <w:lvlText w:val="%4."/>
+      <w:lvlJc w:val="left"/>
+      <w:pPr>
+        <w:tabs>
+          <w:tab w:val="num" w:pos="2880"/>
+        </w:tabs>
+        <w:ind w:left="2880" w:hanging="360"/>
+      </w:pPr>
+    </w:lvl>
+    <w:lvl w:ilvl="4" w:tentative="1">
+      <w:start w:val="1"/>
+      <w:numFmt w:val="decimal"/>
+      <w:lvlText w:val="%5."/>
+      <w:lvlJc w:val="left"/>
+      <w:pPr>
+        <w:tabs>
+          <w:tab w:val="num" w:pos="3600"/>
+        </w:tabs>
+        <w:ind w:left="3600" w:hanging="360"/>
+      </w:pPr>
+    </w:lvl>
+    <w:lvl w:ilvl="5" w:tentative="1">
+      <w:start w:val="1"/>
+      <w:numFmt w:val="decimal"/>
+      <w:lvlText w:val="%6."/>
+      <w:lvlJc w:val="left"/>
+      <w:pPr>
+        <w:tabs>
+          <w:tab w:val="num" w:pos="4320"/>
+        </w:tabs>
+        <w:ind w:left="4320" w:hanging="360"/>
+      </w:pPr>
+    </w:lvl>
+    <w:lvl w:ilvl="6" w:tentative="1">
+      <w:start w:val="1"/>
+      <w:numFmt w:val="decimal"/>
+      <w:lvlText w:val="%7."/>
+      <w:lvlJc w:val="left"/>
+      <w:pPr>
+        <w:tabs>
+          <w:tab w:val="num" w:pos="5040"/>
+        </w:tabs>
+        <w:ind w:left="5040" w:hanging="360"/>
+      </w:pPr>
+    </w:lvl>
+    <w:lvl w:ilvl="7" w:tentative="1">
+      <w:start w:val="1"/>
+      <w:numFmt w:val="decimal"/>
+      <w:lvlText w:val="%8."/>
+      <w:lvlJc w:val="left"/>
+      <w:pPr>
+        <w:tabs>
+          <w:tab w:val="num" w:pos="5760"/>
+        </w:tabs>
+        <w:ind w:left="5760" w:hanging="360"/>
+      </w:pPr>
+    </w:lvl>
+    <w:lvl w:ilvl="8" w:tentative="1">
+      <w:start w:val="1"/>
+      <w:numFmt w:val="decimal"/>
+      <w:lvlText w:val="%9."/>
+      <w:lvlJc w:val="left"/>
+      <w:pPr>
+        <w:tabs>
+          <w:tab w:val="num" w:pos="6480"/>
+        </w:tabs>
+        <w:ind w:left="6480" w:hanging="360"/>
+      </w:pPr>
+    </w:lvl>
+  </w:abstractNum>
+  <w:abstractNum w:abstractNumId="15" w15:restartNumberingAfterBreak="0">
     <w:nsid w:val="70B82189"/>
     <w:multiLevelType w:val="multilevel"/>
     <w:tmpl w:val="9166875E"/>
@@ -2154,28 +4001,52 @@
     </w:lvl>
   </w:abstractNum>
   <w:num w:numId="1" w16cid:durableId="1549147185">
+    <w:abstractNumId w:val="15"/>
+  </w:num>
+  <w:num w:numId="2" w16cid:durableId="791439741">
+    <w:abstractNumId w:val="2"/>
+  </w:num>
+  <w:num w:numId="3" w16cid:durableId="895973062">
+    <w:abstractNumId w:val="5"/>
+  </w:num>
+  <w:num w:numId="4" w16cid:durableId="1543056945">
+    <w:abstractNumId w:val="12"/>
+  </w:num>
+  <w:num w:numId="5" w16cid:durableId="1406145807">
+    <w:abstractNumId w:val="9"/>
+  </w:num>
+  <w:num w:numId="6" w16cid:durableId="568270164">
+    <w:abstractNumId w:val="1"/>
+  </w:num>
+  <w:num w:numId="7" w16cid:durableId="2021472301">
+    <w:abstractNumId w:val="10"/>
+  </w:num>
+  <w:num w:numId="8" w16cid:durableId="1087917961">
     <w:abstractNumId w:val="7"/>
   </w:num>
-  <w:num w:numId="2" w16cid:durableId="791439741">
-    <w:abstractNumId w:val="1"/>
+  <w:num w:numId="9" w16cid:durableId="1032801211">
+    <w:abstractNumId w:val="13"/>
   </w:num>
-  <w:num w:numId="3" w16cid:durableId="895973062">
-    <w:abstractNumId w:val="2"/>
+  <w:num w:numId="10" w16cid:durableId="1692029934">
+    <w:abstractNumId w:val="8"/>
   </w:num>
-  <w:num w:numId="4" w16cid:durableId="1543056945">
+  <w:num w:numId="11" w16cid:durableId="1395204215">
+    <w:abstractNumId w:val="3"/>
+  </w:num>
+  <w:num w:numId="12" w16cid:durableId="661202572">
+    <w:abstractNumId w:val="4"/>
+  </w:num>
+  <w:num w:numId="13" w16cid:durableId="523518874">
+    <w:abstractNumId w:val="0"/>
+  </w:num>
+  <w:num w:numId="14" w16cid:durableId="1704013100">
+    <w:abstractNumId w:val="11"/>
+  </w:num>
+  <w:num w:numId="15" w16cid:durableId="443619008">
     <w:abstractNumId w:val="6"/>
   </w:num>
-  <w:num w:numId="5" w16cid:durableId="1406145807">
-    <w:abstractNumId w:val="4"/>
-  </w:num>
-  <w:num w:numId="6" w16cid:durableId="568270164">
-    <w:abstractNumId w:val="0"/>
-  </w:num>
-  <w:num w:numId="7" w16cid:durableId="2021472301">
-    <w:abstractNumId w:val="5"/>
-  </w:num>
-  <w:num w:numId="8" w16cid:durableId="1087917961">
-    <w:abstractNumId w:val="3"/>
+  <w:num w:numId="16" w16cid:durableId="1298953551">
+    <w:abstractNumId w:val="14"/>
   </w:num>
 </w:numbering>
 </file>
@@ -2608,7 +4479,6 @@
     <w:next w:val="Normal"/>
     <w:link w:val="Heading2Char"/>
     <w:uiPriority w:val="9"/>
-    <w:semiHidden/>
     <w:unhideWhenUsed/>
     <w:qFormat/>
     <w:rsid w:val="00960BFE"/>
@@ -2824,7 +4694,6 @@
     <w:basedOn w:val="DefaultParagraphFont"/>
     <w:link w:val="Heading2"/>
     <w:uiPriority w:val="9"/>
-    <w:semiHidden/>
     <w:rsid w:val="00960BFE"/>
     <w:rPr>
       <w:rFonts w:asciiTheme="majorHAnsi" w:eastAsiaTheme="majorEastAsia" w:hAnsiTheme="majorHAnsi" w:cstheme="majorBidi"/>
@@ -3095,6 +4964,63 @@
       <w:color w:val="2F5496" w:themeColor="accent1" w:themeShade="BF"/>
       <w:spacing w:val="5"/>
     </w:rPr>
+  </w:style>
+  <w:style w:type="paragraph" w:styleId="NormalWeb">
+    <w:name w:val="Normal (Web)"/>
+    <w:basedOn w:val="Normal"/>
+    <w:uiPriority w:val="99"/>
+    <w:semiHidden/>
+    <w:unhideWhenUsed/>
+    <w:rsid w:val="00CC3551"/>
+    <w:pPr>
+      <w:spacing w:before="100" w:beforeAutospacing="1" w:after="100" w:afterAutospacing="1" w:line="240" w:lineRule="auto"/>
+    </w:pPr>
+    <w:rPr>
+      <w:rFonts w:ascii="Times New Roman" w:eastAsia="Times New Roman" w:hAnsi="Times New Roman" w:cs="Times New Roman"/>
+      <w:kern w:val="0"/>
+      <w14:ligatures w14:val="none"/>
+    </w:rPr>
+  </w:style>
+  <w:style w:type="character" w:styleId="Strong">
+    <w:name w:val="Strong"/>
+    <w:basedOn w:val="DefaultParagraphFont"/>
+    <w:uiPriority w:val="22"/>
+    <w:qFormat/>
+    <w:rsid w:val="00CC3551"/>
+    <w:rPr>
+      <w:b/>
+      <w:bCs/>
+    </w:rPr>
+  </w:style>
+  <w:style w:type="character" w:styleId="Emphasis">
+    <w:name w:val="Emphasis"/>
+    <w:basedOn w:val="DefaultParagraphFont"/>
+    <w:uiPriority w:val="20"/>
+    <w:qFormat/>
+    <w:rsid w:val="00CC3551"/>
+    <w:rPr>
+      <w:i/>
+      <w:iCs/>
+    </w:rPr>
+  </w:style>
+  <w:style w:type="table" w:styleId="TableGrid">
+    <w:name w:val="Table Grid"/>
+    <w:basedOn w:val="TableNormal"/>
+    <w:uiPriority w:val="39"/>
+    <w:rsid w:val="00440BA8"/>
+    <w:pPr>
+      <w:spacing w:after="0" w:line="240" w:lineRule="auto"/>
+    </w:pPr>
+    <w:tblPr>
+      <w:tblBorders>
+        <w:top w:val="single" w:sz="4" w:space="0" w:color="auto"/>
+        <w:left w:val="single" w:sz="4" w:space="0" w:color="auto"/>
+        <w:bottom w:val="single" w:sz="4" w:space="0" w:color="auto"/>
+        <w:right w:val="single" w:sz="4" w:space="0" w:color="auto"/>
+        <w:insideH w:val="single" w:sz="4" w:space="0" w:color="auto"/>
+        <w:insideV w:val="single" w:sz="4" w:space="0" w:color="auto"/>
+      </w:tblBorders>
+    </w:tblPr>
   </w:style>
 </w:styles>
 </file>
